--- a/Administratif/Borang_2_Pendaftaran_Seminar_TA/27. [Form TA 08] FORM PENILAIAN SEMINAR PROPOSAL TUGAS AKHIR.docx
+++ b/Administratif/Borang_2_Pendaftaran_Seminar_TA/27. [Form TA 08] FORM PENILAIAN SEMINAR PROPOSAL TUGAS AKHIR.docx
@@ -4437,7 +4437,7 @@
           <w:szCs w:val="20"/>
           <w:lang w:val="en-US"/>
         </w:rPr>
-        <w:t xml:space="preserve">     </w:t>
+        <w:t xml:space="preserve"> 14 </w:t>
       </w:r>
       <w:proofErr w:type="spellStart"/>
       <w:r>
@@ -4448,7 +4448,27 @@
           <w:szCs w:val="20"/>
           <w:lang w:val="en-US"/>
         </w:rPr>
-        <w:t>Juni</w:t>
+        <w:t>Ju</w:t>
+      </w:r>
+      <w:r>
+        <w:rPr>
+          <w:rFonts w:cs="Calibri"/>
+          <w:color w:val="000000"/>
+          <w:sz w:val="20"/>
+          <w:szCs w:val="20"/>
+          <w:lang w:val="en-US"/>
+        </w:rPr>
+        <w:t>l</w:t>
+      </w:r>
+      <w:r>
+        <w:rPr>
+          <w:rFonts w:cs="Calibri"/>
+          <w:color w:val="000000"/>
+          <w:sz w:val="20"/>
+          <w:szCs w:val="20"/>
+          <w:lang w:val="en-US"/>
+        </w:rPr>
+        <w:t>i</w:t>
       </w:r>
       <w:proofErr w:type="spellEnd"/>
       <w:r>
@@ -4477,6 +4497,7 @@
           <w:szCs w:val="20"/>
         </w:rPr>
       </w:pPr>
+      <w:proofErr w:type="spellStart"/>
       <w:r>
         <w:rPr>
           <w:rFonts w:cs="Calibri"/>
@@ -4484,7 +4505,27 @@
           <w:sz w:val="20"/>
           <w:szCs w:val="20"/>
         </w:rPr>
-        <w:t xml:space="preserve">Penguji,  </w:t>
+        <w:t>Pe</w:t>
+      </w:r>
+      <w:r>
+        <w:rPr>
+          <w:rFonts w:cs="Calibri"/>
+          <w:color w:val="000000"/>
+          <w:sz w:val="20"/>
+          <w:szCs w:val="20"/>
+          <w:lang w:val="en-US"/>
+        </w:rPr>
+        <w:t>mbimbing</w:t>
+      </w:r>
+      <w:proofErr w:type="spellEnd"/>
+      <w:r>
+        <w:rPr>
+          <w:rFonts w:cs="Calibri"/>
+          <w:color w:val="000000"/>
+          <w:sz w:val="20"/>
+          <w:szCs w:val="20"/>
+        </w:rPr>
+        <w:t xml:space="preserve">,  </w:t>
       </w:r>
     </w:p>
     <w:p>
@@ -4529,10 +4570,11 @@
         <w:spacing w:after="0" w:line="240" w:lineRule="auto"/>
         <w:rPr>
           <w:rFonts w:cs="Calibri"/>
+          <w:b/>
+          <w:bCs/>
           <w:color w:val="000000"/>
           <w:sz w:val="20"/>
           <w:szCs w:val="20"/>
-          <w:u w:val="single"/>
           <w:lang w:val="en-US"/>
         </w:rPr>
       </w:pPr>
@@ -4672,9 +4714,73 @@
           <w:szCs w:val="20"/>
           <w:lang w:val="en-US"/>
         </w:rPr>
-        <w:t>Penguji</w:t>
+        <w:t>Oktaf</w:t>
       </w:r>
       <w:proofErr w:type="spellEnd"/>
+      <w:r>
+        <w:rPr>
+          <w:rFonts w:cs="Calibri"/>
+          <w:b/>
+          <w:bCs/>
+          <w:color w:val="000000"/>
+          <w:sz w:val="20"/>
+          <w:szCs w:val="20"/>
+          <w:lang w:val="en-US"/>
+        </w:rPr>
+        <w:t xml:space="preserve"> </w:t>
+      </w:r>
+      <w:proofErr w:type="spellStart"/>
+      <w:r>
+        <w:rPr>
+          <w:rFonts w:cs="Calibri"/>
+          <w:b/>
+          <w:bCs/>
+          <w:color w:val="000000"/>
+          <w:sz w:val="20"/>
+          <w:szCs w:val="20"/>
+          <w:lang w:val="en-US"/>
+        </w:rPr>
+        <w:t>Brillian</w:t>
+      </w:r>
+      <w:proofErr w:type="spellEnd"/>
+      <w:r>
+        <w:rPr>
+          <w:rFonts w:cs="Calibri"/>
+          <w:b/>
+          <w:bCs/>
+          <w:color w:val="000000"/>
+          <w:sz w:val="20"/>
+          <w:szCs w:val="20"/>
+          <w:lang w:val="en-US"/>
+        </w:rPr>
+        <w:t xml:space="preserve"> </w:t>
+      </w:r>
+      <w:proofErr w:type="spellStart"/>
+      <w:r>
+        <w:rPr>
+          <w:rFonts w:cs="Calibri"/>
+          <w:b/>
+          <w:bCs/>
+          <w:color w:val="000000"/>
+          <w:sz w:val="20"/>
+          <w:szCs w:val="20"/>
+          <w:lang w:val="en-US"/>
+        </w:rPr>
+        <w:t>Kharisma</w:t>
+      </w:r>
+      <w:proofErr w:type="spellEnd"/>
+      <w:r>
+        <w:rPr>
+          <w:rFonts w:cs="Calibri"/>
+          <w:b/>
+          <w:bCs/>
+          <w:color w:val="000000"/>
+          <w:sz w:val="20"/>
+          <w:szCs w:val="20"/>
+          <w:lang w:val="en-US"/>
+        </w:rPr>
+        <w:t>, S.T., M.T.</w:t>
+      </w:r>
     </w:p>
     <w:p>
       <w:pPr>
@@ -4755,4939 +4861,11 @@
         <w:rPr>
           <w:rFonts w:cs="Calibri"/>
           <w:color w:val="000000"/>
-          <w:sz w:val="20"/>
-          <w:szCs w:val="20"/>
-        </w:rPr>
-        <w:t>NI</w:t>
-      </w:r>
-      <w:r>
-        <w:rPr>
-          <w:rFonts w:cs="Calibri"/>
-          <w:color w:val="000000"/>
-          <w:sz w:val="20"/>
-          <w:szCs w:val="20"/>
-          <w:lang w:val="en-US"/>
-        </w:rPr>
-        <w:t>P</w:t>
-      </w:r>
-      <w:r>
-        <w:rPr>
-          <w:rFonts w:cs="Calibri"/>
-          <w:color w:val="000000"/>
-          <w:sz w:val="20"/>
-          <w:szCs w:val="20"/>
-          <w:lang w:val="en-US"/>
-        </w:rPr>
-        <w:t xml:space="preserve">. </w:t>
-      </w:r>
-    </w:p>
-    <w:p>
-      <w:pPr>
-        <w:pStyle w:val="ListParagraph"/>
-        <w:widowControl w:val="0"/>
-        <w:numPr>
-          <w:ilvl w:val="0"/>
-          <w:numId w:val="4"/>
-        </w:numPr>
-        <w:autoSpaceDE w:val="0"/>
-        <w:autoSpaceDN w:val="0"/>
-        <w:adjustRightInd w:val="0"/>
-        <w:spacing w:after="0" w:line="240" w:lineRule="auto"/>
-        <w:ind w:left="360"/>
-        <w:jc w:val="both"/>
-        <w:rPr>
-          <w:rFonts w:cs="Calibri"/>
-          <w:color w:val="000000"/>
-          <w:sz w:val="16"/>
-          <w:szCs w:val="16"/>
-        </w:rPr>
-      </w:pPr>
-      <w:r>
-        <w:rPr>
-          <w:rFonts w:cs="Calibri"/>
-          <w:color w:val="000000"/>
-          <w:sz w:val="16"/>
-          <w:szCs w:val="16"/>
-        </w:rPr>
-        <w:t xml:space="preserve">Skor (0 – 100); Nilai Akhir = Bobot x Skor </w:t>
-      </w:r>
-    </w:p>
-    <w:p>
-      <w:pPr>
-        <w:pStyle w:val="ListParagraph"/>
-        <w:widowControl w:val="0"/>
-        <w:numPr>
-          <w:ilvl w:val="0"/>
-          <w:numId w:val="4"/>
-        </w:numPr>
-        <w:autoSpaceDE w:val="0"/>
-        <w:autoSpaceDN w:val="0"/>
-        <w:adjustRightInd w:val="0"/>
-        <w:spacing w:after="0" w:line="240" w:lineRule="auto"/>
-        <w:ind w:left="360"/>
-        <w:jc w:val="both"/>
-        <w:rPr>
-          <w:rFonts w:cs="Calibri"/>
-          <w:color w:val="000000"/>
-          <w:sz w:val="16"/>
-          <w:szCs w:val="16"/>
-        </w:rPr>
-      </w:pPr>
-      <w:r>
-        <w:rPr>
-          <w:rFonts w:cs="Calibri"/>
-          <w:color w:val="000000"/>
-          <w:sz w:val="16"/>
-          <w:szCs w:val="16"/>
-        </w:rPr>
-        <w:t>Rekomendasi hasil Seminar : ”</w:t>
-      </w:r>
-      <w:r>
-        <w:rPr>
-          <w:rFonts w:cs="Calibri"/>
-          <w:b/>
-          <w:bCs/>
-          <w:color w:val="000000"/>
-          <w:sz w:val="16"/>
-          <w:szCs w:val="16"/>
-        </w:rPr>
-        <w:t>Tidak diterima</w:t>
-      </w:r>
-      <w:r>
-        <w:rPr>
-          <w:rFonts w:cs="Calibri"/>
-          <w:color w:val="000000"/>
-          <w:sz w:val="16"/>
-          <w:szCs w:val="16"/>
-        </w:rPr>
-        <w:t>”  untuk nilai &lt;55, ”</w:t>
-      </w:r>
-      <w:r>
-        <w:rPr>
-          <w:rFonts w:cs="Calibri"/>
-          <w:b/>
-          <w:bCs/>
-          <w:color w:val="000000"/>
-          <w:sz w:val="16"/>
-          <w:szCs w:val="16"/>
-        </w:rPr>
-        <w:t>Diterima</w:t>
-      </w:r>
-      <w:r>
-        <w:rPr>
-          <w:rFonts w:cs="Calibri"/>
-          <w:color w:val="000000"/>
-          <w:sz w:val="16"/>
-          <w:szCs w:val="16"/>
-        </w:rPr>
-        <w:t>” untuk nilai &gt;= 55.</w:t>
-      </w:r>
-    </w:p>
-    <w:p>
-      <w:pPr>
-        <w:pStyle w:val="ListParagraph"/>
-        <w:widowControl w:val="0"/>
-        <w:numPr>
-          <w:ilvl w:val="0"/>
-          <w:numId w:val="4"/>
-        </w:numPr>
-        <w:autoSpaceDE w:val="0"/>
-        <w:autoSpaceDN w:val="0"/>
-        <w:adjustRightInd w:val="0"/>
-        <w:spacing w:after="0" w:line="240" w:lineRule="auto"/>
-        <w:ind w:left="360"/>
-        <w:jc w:val="both"/>
-      </w:pPr>
-      <w:r>
-        <w:rPr>
-          <w:rFonts w:cs="Calibri"/>
-          <w:color w:val="000000"/>
-          <w:sz w:val="16"/>
-          <w:szCs w:val="16"/>
-        </w:rPr>
-        <w:t>Tuliskan  catatan  penilaian   di  belakang  kertas  ini  jika  catatan  yang  diberikan  tidak  mencukupi  pada  bagian  di  bawah</w:t>
-      </w:r>
-      <w:r>
-        <w:rPr>
-          <w:rFonts w:cs="Calibri"/>
-          <w:color w:val="000000"/>
-          <w:sz w:val="16"/>
-          <w:szCs w:val="16"/>
-          <w:lang w:val="en-US"/>
-        </w:rPr>
-        <w:t xml:space="preserve"> </w:t>
-      </w:r>
-      <w:proofErr w:type="spellStart"/>
-      <w:r>
-        <w:rPr>
-          <w:rFonts w:cs="Calibri"/>
-          <w:color w:val="000000"/>
-          <w:sz w:val="16"/>
-          <w:szCs w:val="16"/>
-          <w:lang w:val="en-US"/>
-        </w:rPr>
-        <w:t>ini</w:t>
-      </w:r>
-      <w:proofErr w:type="spellEnd"/>
-    </w:p>
-    <w:p>
-      <w:pPr>
-        <w:widowControl w:val="0"/>
-        <w:autoSpaceDE w:val="0"/>
-        <w:autoSpaceDN w:val="0"/>
-        <w:adjustRightInd w:val="0"/>
-        <w:spacing w:after="0" w:line="240" w:lineRule="auto"/>
-        <w:jc w:val="center"/>
-        <w:rPr>
-          <w:rFonts w:cs="Calibri"/>
-          <w:b/>
-          <w:bCs/>
-          <w:color w:val="000000"/>
-          <w:sz w:val="28"/>
-          <w:szCs w:val="26"/>
-          <w:lang w:val="en-US"/>
-        </w:rPr>
-      </w:pPr>
-      <w:r>
-        <w:rPr>
-          <w:rFonts w:cs="Calibri"/>
-          <w:b/>
-          <w:bCs/>
-          <w:color w:val="000000"/>
-          <w:sz w:val="28"/>
-          <w:szCs w:val="26"/>
-        </w:rPr>
-        <w:lastRenderedPageBreak/>
-        <w:t xml:space="preserve">FORM PENILAIAN SEMINAR </w:t>
-      </w:r>
-      <w:r>
-        <w:rPr>
-          <w:rFonts w:cs="Calibri"/>
-          <w:b/>
-          <w:bCs/>
-          <w:color w:val="000000"/>
-          <w:sz w:val="28"/>
-          <w:szCs w:val="26"/>
-          <w:lang w:val="en-US"/>
-        </w:rPr>
-        <w:t xml:space="preserve">PROPOSAL </w:t>
-      </w:r>
-      <w:r>
-        <w:rPr>
-          <w:rFonts w:cs="Calibri"/>
-          <w:b/>
-          <w:bCs/>
-          <w:color w:val="000000"/>
-          <w:sz w:val="28"/>
-          <w:szCs w:val="26"/>
-        </w:rPr>
-        <w:t>TUGAS AKHIR</w:t>
-      </w:r>
-    </w:p>
-    <w:p>
-      <w:pPr>
-        <w:widowControl w:val="0"/>
-        <w:autoSpaceDE w:val="0"/>
-        <w:autoSpaceDN w:val="0"/>
-        <w:adjustRightInd w:val="0"/>
-        <w:spacing w:after="0" w:line="240" w:lineRule="auto"/>
-        <w:jc w:val="center"/>
-        <w:rPr>
-          <w:rFonts w:cs="Calibri"/>
-          <w:b/>
-          <w:bCs/>
-          <w:color w:val="000000"/>
-          <w:sz w:val="20"/>
-          <w:szCs w:val="20"/>
-          <w:lang w:val="en-US"/>
-        </w:rPr>
-      </w:pPr>
-    </w:p>
-    <w:tbl>
-      <w:tblPr>
-        <w:tblStyle w:val="TableGrid"/>
-        <w:tblW w:w="0" w:type="auto"/>
-        <w:tblInd w:w="108" w:type="dxa"/>
-        <w:tblLook w:val="04A0" w:firstRow="1" w:lastRow="0" w:firstColumn="1" w:lastColumn="0" w:noHBand="0" w:noVBand="1"/>
-      </w:tblPr>
-      <w:tblGrid>
-        <w:gridCol w:w="2268"/>
-        <w:gridCol w:w="4287"/>
-        <w:gridCol w:w="825"/>
-        <w:gridCol w:w="900"/>
-        <w:gridCol w:w="1359"/>
-      </w:tblGrid>
-      <w:tr>
-        <w:tc>
-          <w:tcPr>
-            <w:tcW w:w="2268" w:type="dxa"/>
-          </w:tcPr>
-          <w:p>
-            <w:pPr>
-              <w:widowControl w:val="0"/>
-              <w:autoSpaceDE w:val="0"/>
-              <w:autoSpaceDN w:val="0"/>
-              <w:adjustRightInd w:val="0"/>
-              <w:spacing w:after="0" w:line="240" w:lineRule="auto"/>
-              <w:jc w:val="both"/>
-              <w:rPr>
-                <w:rFonts w:cs="Calibri"/>
-                <w:b/>
-                <w:bCs/>
-                <w:color w:val="000000"/>
-                <w:sz w:val="20"/>
-                <w:szCs w:val="20"/>
-              </w:rPr>
-            </w:pPr>
-            <w:r>
-              <w:rPr>
-                <w:rFonts w:cs="Calibri"/>
-                <w:b/>
-                <w:bCs/>
-                <w:color w:val="000000"/>
-                <w:sz w:val="20"/>
-                <w:szCs w:val="20"/>
-              </w:rPr>
-              <w:t>NAMA</w:t>
-            </w:r>
-          </w:p>
-        </w:tc>
-        <w:tc>
-          <w:tcPr>
-            <w:tcW w:w="7371" w:type="dxa"/>
-            <w:gridSpan w:val="4"/>
-          </w:tcPr>
-          <w:p>
-            <w:pPr>
-              <w:widowControl w:val="0"/>
-              <w:autoSpaceDE w:val="0"/>
-              <w:autoSpaceDN w:val="0"/>
-              <w:adjustRightInd w:val="0"/>
-              <w:spacing w:after="0" w:line="240" w:lineRule="auto"/>
-              <w:jc w:val="both"/>
-              <w:rPr>
-                <w:rFonts w:cs="Calibri"/>
-                <w:b/>
-                <w:bCs/>
-                <w:color w:val="000000"/>
-                <w:sz w:val="20"/>
-                <w:szCs w:val="20"/>
-              </w:rPr>
-            </w:pPr>
-            <w:r>
-              <w:rPr>
-                <w:rFonts w:cs="Calibri"/>
-                <w:b/>
-                <w:bCs/>
-                <w:color w:val="000000"/>
-                <w:sz w:val="20"/>
-                <w:szCs w:val="20"/>
-              </w:rPr>
-              <w:t>Kelvin Anggara</w:t>
-            </w:r>
-          </w:p>
-        </w:tc>
-      </w:tr>
-      <w:tr>
-        <w:tc>
-          <w:tcPr>
-            <w:tcW w:w="2268" w:type="dxa"/>
-          </w:tcPr>
-          <w:p>
-            <w:pPr>
-              <w:widowControl w:val="0"/>
-              <w:autoSpaceDE w:val="0"/>
-              <w:autoSpaceDN w:val="0"/>
-              <w:adjustRightInd w:val="0"/>
-              <w:spacing w:after="0" w:line="240" w:lineRule="auto"/>
-              <w:jc w:val="both"/>
-              <w:rPr>
-                <w:rFonts w:cs="Calibri"/>
-                <w:b/>
-                <w:bCs/>
-                <w:color w:val="000000"/>
-                <w:sz w:val="20"/>
-                <w:szCs w:val="20"/>
-              </w:rPr>
-            </w:pPr>
-            <w:r>
-              <w:rPr>
-                <w:rFonts w:cs="Calibri"/>
-                <w:b/>
-                <w:bCs/>
-                <w:color w:val="000000"/>
-                <w:sz w:val="20"/>
-                <w:szCs w:val="20"/>
-              </w:rPr>
-              <w:t>NIM</w:t>
-            </w:r>
-          </w:p>
-        </w:tc>
-        <w:tc>
-          <w:tcPr>
-            <w:tcW w:w="7371" w:type="dxa"/>
-            <w:gridSpan w:val="4"/>
-          </w:tcPr>
-          <w:p>
-            <w:pPr>
-              <w:widowControl w:val="0"/>
-              <w:autoSpaceDE w:val="0"/>
-              <w:autoSpaceDN w:val="0"/>
-              <w:adjustRightInd w:val="0"/>
-              <w:spacing w:after="0" w:line="240" w:lineRule="auto"/>
-              <w:jc w:val="both"/>
-              <w:rPr>
-                <w:rFonts w:cs="Calibri"/>
-                <w:b/>
-                <w:bCs/>
-                <w:color w:val="000000"/>
-                <w:sz w:val="20"/>
-                <w:szCs w:val="20"/>
-              </w:rPr>
-            </w:pPr>
-            <w:r>
-              <w:rPr>
-                <w:rFonts w:cs="Calibri"/>
-                <w:b/>
-                <w:bCs/>
-                <w:color w:val="000000"/>
-                <w:sz w:val="20"/>
-                <w:szCs w:val="20"/>
-              </w:rPr>
-              <w:t>11655100786</w:t>
-            </w:r>
-          </w:p>
-        </w:tc>
-      </w:tr>
-      <w:tr>
-        <w:tc>
-          <w:tcPr>
-            <w:tcW w:w="2268" w:type="dxa"/>
-          </w:tcPr>
-          <w:p>
-            <w:pPr>
-              <w:widowControl w:val="0"/>
-              <w:autoSpaceDE w:val="0"/>
-              <w:autoSpaceDN w:val="0"/>
-              <w:adjustRightInd w:val="0"/>
-              <w:spacing w:after="0" w:line="240" w:lineRule="auto"/>
-              <w:rPr>
-                <w:rFonts w:cs="Calibri"/>
-                <w:b/>
-                <w:bCs/>
-                <w:color w:val="000000"/>
-                <w:sz w:val="20"/>
-                <w:szCs w:val="20"/>
-              </w:rPr>
-            </w:pPr>
-            <w:r>
-              <w:rPr>
-                <w:rFonts w:cs="Calibri"/>
-                <w:b/>
-                <w:bCs/>
-                <w:color w:val="000000"/>
-                <w:sz w:val="20"/>
-                <w:szCs w:val="20"/>
-              </w:rPr>
-              <w:t xml:space="preserve">JURUSAN </w:t>
-            </w:r>
-          </w:p>
-        </w:tc>
-        <w:tc>
-          <w:tcPr>
-            <w:tcW w:w="7371" w:type="dxa"/>
-            <w:gridSpan w:val="4"/>
-            <w:vAlign w:val="center"/>
-          </w:tcPr>
-          <w:p>
-            <w:pPr>
-              <w:widowControl w:val="0"/>
-              <w:autoSpaceDE w:val="0"/>
-              <w:autoSpaceDN w:val="0"/>
-              <w:adjustRightInd w:val="0"/>
-              <w:spacing w:after="0" w:line="240" w:lineRule="auto"/>
-              <w:rPr>
-                <w:rFonts w:cs="Calibri"/>
-                <w:b/>
-                <w:color w:val="000000"/>
-                <w:sz w:val="20"/>
-                <w:szCs w:val="20"/>
-              </w:rPr>
-            </w:pPr>
-            <w:r>
-              <w:rPr>
-                <w:rFonts w:cs="Calibri"/>
-                <w:b/>
-                <w:color w:val="000000"/>
-                <w:sz w:val="20"/>
-                <w:szCs w:val="20"/>
-              </w:rPr>
-              <w:t xml:space="preserve">Teknik </w:t>
-            </w:r>
-            <w:proofErr w:type="spellStart"/>
-            <w:r>
-              <w:rPr>
-                <w:rFonts w:cs="Calibri"/>
-                <w:b/>
-                <w:color w:val="000000"/>
-                <w:sz w:val="20"/>
-                <w:szCs w:val="20"/>
-              </w:rPr>
-              <w:t>Elektro</w:t>
-            </w:r>
-            <w:proofErr w:type="spellEnd"/>
-          </w:p>
-        </w:tc>
-      </w:tr>
-      <w:tr>
-        <w:trPr>
-          <w:trHeight w:val="295"/>
-        </w:trPr>
-        <w:tc>
-          <w:tcPr>
-            <w:tcW w:w="2268" w:type="dxa"/>
-          </w:tcPr>
-          <w:p>
-            <w:pPr>
-              <w:widowControl w:val="0"/>
-              <w:autoSpaceDE w:val="0"/>
-              <w:autoSpaceDN w:val="0"/>
-              <w:adjustRightInd w:val="0"/>
-              <w:spacing w:after="0" w:line="240" w:lineRule="auto"/>
-              <w:jc w:val="both"/>
-              <w:rPr>
-                <w:rFonts w:cs="Calibri"/>
-                <w:b/>
-                <w:bCs/>
-                <w:color w:val="000000"/>
-                <w:sz w:val="26"/>
-                <w:szCs w:val="26"/>
-              </w:rPr>
-            </w:pPr>
-            <w:r>
-              <w:rPr>
-                <w:rFonts w:cs="Calibri"/>
-                <w:b/>
-                <w:bCs/>
-                <w:color w:val="000000"/>
-                <w:sz w:val="20"/>
-                <w:szCs w:val="20"/>
-              </w:rPr>
-              <w:t>RENCANA JUDUL TA</w:t>
-            </w:r>
-          </w:p>
-        </w:tc>
-        <w:tc>
-          <w:tcPr>
-            <w:tcW w:w="7371" w:type="dxa"/>
-            <w:gridSpan w:val="4"/>
-          </w:tcPr>
-          <w:p>
-            <w:pPr>
-              <w:widowControl w:val="0"/>
-              <w:autoSpaceDE w:val="0"/>
-              <w:autoSpaceDN w:val="0"/>
-              <w:adjustRightInd w:val="0"/>
-              <w:spacing w:after="0" w:line="240" w:lineRule="auto"/>
-              <w:jc w:val="both"/>
-              <w:rPr>
-                <w:rFonts w:cs="Calibri"/>
-                <w:b/>
-                <w:bCs/>
-                <w:color w:val="000000"/>
-                <w:sz w:val="20"/>
-                <w:szCs w:val="20"/>
-              </w:rPr>
-            </w:pPr>
-            <w:r>
-              <w:rPr>
-                <w:rFonts w:cs="Calibri"/>
-                <w:b/>
-                <w:bCs/>
-                <w:i/>
-                <w:iCs/>
-                <w:color w:val="000000"/>
-                <w:sz w:val="20"/>
-                <w:szCs w:val="20"/>
-              </w:rPr>
-              <w:t>Smart Early Warning System</w:t>
-            </w:r>
-            <w:r>
-              <w:rPr>
-                <w:rFonts w:cs="Calibri"/>
-                <w:b/>
-                <w:bCs/>
-                <w:color w:val="000000"/>
-                <w:sz w:val="20"/>
-                <w:szCs w:val="20"/>
-              </w:rPr>
-              <w:t xml:space="preserve"> </w:t>
-            </w:r>
-            <w:proofErr w:type="spellStart"/>
-            <w:r>
-              <w:rPr>
-                <w:rFonts w:cs="Calibri"/>
-                <w:b/>
-                <w:bCs/>
-                <w:color w:val="000000"/>
-                <w:sz w:val="20"/>
-                <w:szCs w:val="20"/>
-              </w:rPr>
-              <w:t>Untuk</w:t>
-            </w:r>
-            <w:proofErr w:type="spellEnd"/>
-            <w:r>
-              <w:rPr>
-                <w:rFonts w:cs="Calibri"/>
-                <w:b/>
-                <w:bCs/>
-                <w:color w:val="000000"/>
-                <w:sz w:val="20"/>
-                <w:szCs w:val="20"/>
-              </w:rPr>
-              <w:t xml:space="preserve"> </w:t>
-            </w:r>
-            <w:proofErr w:type="spellStart"/>
-            <w:r>
-              <w:rPr>
-                <w:rFonts w:cs="Calibri"/>
-                <w:b/>
-                <w:bCs/>
-                <w:color w:val="000000"/>
-                <w:sz w:val="20"/>
-                <w:szCs w:val="20"/>
-              </w:rPr>
-              <w:t>Keamanan</w:t>
-            </w:r>
-            <w:proofErr w:type="spellEnd"/>
-            <w:r>
-              <w:rPr>
-                <w:rFonts w:cs="Calibri"/>
-                <w:b/>
-                <w:bCs/>
-                <w:color w:val="000000"/>
-                <w:sz w:val="20"/>
-                <w:szCs w:val="20"/>
-              </w:rPr>
-              <w:t xml:space="preserve"> </w:t>
-            </w:r>
-            <w:proofErr w:type="spellStart"/>
-            <w:r>
-              <w:rPr>
-                <w:rFonts w:cs="Calibri"/>
-                <w:b/>
-                <w:bCs/>
-                <w:color w:val="000000"/>
-                <w:sz w:val="20"/>
-                <w:szCs w:val="20"/>
-              </w:rPr>
-              <w:t>Sepeda</w:t>
-            </w:r>
-            <w:proofErr w:type="spellEnd"/>
-            <w:r>
-              <w:rPr>
-                <w:rFonts w:cs="Calibri"/>
-                <w:b/>
-                <w:bCs/>
-                <w:color w:val="000000"/>
-                <w:sz w:val="20"/>
-                <w:szCs w:val="20"/>
-              </w:rPr>
-              <w:t xml:space="preserve"> Motor </w:t>
-            </w:r>
-            <w:proofErr w:type="spellStart"/>
-            <w:r>
-              <w:rPr>
-                <w:rFonts w:cs="Calibri"/>
-                <w:b/>
-                <w:bCs/>
-                <w:color w:val="000000"/>
-                <w:sz w:val="20"/>
-                <w:szCs w:val="20"/>
-              </w:rPr>
-              <w:t>Berbasis</w:t>
-            </w:r>
-            <w:proofErr w:type="spellEnd"/>
-            <w:r>
-              <w:rPr>
-                <w:rFonts w:cs="Calibri"/>
-                <w:b/>
-                <w:bCs/>
-                <w:color w:val="000000"/>
-                <w:sz w:val="20"/>
-                <w:szCs w:val="20"/>
-              </w:rPr>
-              <w:t xml:space="preserve"> </w:t>
-            </w:r>
-            <w:proofErr w:type="spellStart"/>
-            <w:r>
-              <w:rPr>
-                <w:rFonts w:cs="Calibri"/>
-                <w:b/>
-                <w:bCs/>
-                <w:color w:val="000000"/>
-                <w:sz w:val="20"/>
-                <w:szCs w:val="20"/>
-              </w:rPr>
-              <w:t>Prosesor</w:t>
-            </w:r>
-            <w:proofErr w:type="spellEnd"/>
-            <w:r>
-              <w:rPr>
-                <w:rFonts w:cs="Calibri"/>
-                <w:b/>
-                <w:bCs/>
-                <w:color w:val="000000"/>
-                <w:sz w:val="20"/>
-                <w:szCs w:val="20"/>
-              </w:rPr>
-              <w:t xml:space="preserve"> </w:t>
-            </w:r>
-            <w:proofErr w:type="spellStart"/>
-            <w:r>
-              <w:rPr>
-                <w:rFonts w:cs="Calibri"/>
-                <w:b/>
-                <w:bCs/>
-                <w:color w:val="000000"/>
-                <w:sz w:val="20"/>
-                <w:szCs w:val="20"/>
-              </w:rPr>
-              <w:t>Xtensa</w:t>
-            </w:r>
-            <w:proofErr w:type="spellEnd"/>
-            <w:r>
-              <w:rPr>
-                <w:rFonts w:cs="Calibri"/>
-                <w:b/>
-                <w:bCs/>
-                <w:color w:val="000000"/>
-                <w:sz w:val="20"/>
-                <w:szCs w:val="20"/>
-              </w:rPr>
-              <w:t xml:space="preserve"> LX6</w:t>
-            </w:r>
-          </w:p>
-        </w:tc>
-      </w:tr>
-      <w:tr>
-        <w:tc>
-          <w:tcPr>
-            <w:tcW w:w="6555" w:type="dxa"/>
-            <w:gridSpan w:val="2"/>
-            <w:vMerge w:val="restart"/>
-            <w:tcBorders>
-              <w:right w:val="single" w:sz="4" w:space="0" w:color="auto"/>
-            </w:tcBorders>
-          </w:tcPr>
-          <w:p>
-            <w:pPr>
-              <w:spacing w:after="0" w:line="240" w:lineRule="auto"/>
-              <w:rPr>
-                <w:rFonts w:cs="Calibri"/>
-                <w:sz w:val="20"/>
-                <w:szCs w:val="20"/>
-              </w:rPr>
-            </w:pPr>
-            <w:r>
-              <w:rPr>
-                <w:rFonts w:cs="Calibri"/>
-                <w:b/>
-                <w:bCs/>
-                <w:color w:val="000000"/>
-                <w:sz w:val="20"/>
-                <w:szCs w:val="20"/>
-              </w:rPr>
-              <w:t>KRETERIA PENILAIAN</w:t>
-            </w:r>
-          </w:p>
-          <w:p>
-            <w:pPr>
-              <w:spacing w:after="0" w:line="240" w:lineRule="auto"/>
-              <w:jc w:val="center"/>
-              <w:rPr>
-                <w:rFonts w:cs="Calibri"/>
-                <w:b/>
-                <w:sz w:val="20"/>
-                <w:szCs w:val="20"/>
-              </w:rPr>
-            </w:pPr>
-          </w:p>
-        </w:tc>
-        <w:tc>
-          <w:tcPr>
-            <w:tcW w:w="3084" w:type="dxa"/>
-            <w:gridSpan w:val="3"/>
-            <w:tcBorders>
-              <w:left w:val="single" w:sz="4" w:space="0" w:color="auto"/>
-              <w:bottom w:val="nil"/>
-              <w:right w:val="single" w:sz="4" w:space="0" w:color="auto"/>
-            </w:tcBorders>
-          </w:tcPr>
-          <w:p>
-            <w:pPr>
-              <w:spacing w:after="0" w:line="240" w:lineRule="auto"/>
-              <w:jc w:val="center"/>
-              <w:rPr>
-                <w:rFonts w:cs="Calibri"/>
-                <w:b/>
-                <w:sz w:val="20"/>
-                <w:szCs w:val="20"/>
-              </w:rPr>
-            </w:pPr>
-            <w:r>
-              <w:rPr>
-                <w:rFonts w:cs="Calibri"/>
-                <w:b/>
-                <w:sz w:val="20"/>
-                <w:szCs w:val="20"/>
-              </w:rPr>
-              <w:t>Nilai</w:t>
-            </w:r>
-          </w:p>
-        </w:tc>
-      </w:tr>
-      <w:tr>
-        <w:tc>
-          <w:tcPr>
-            <w:tcW w:w="6555" w:type="dxa"/>
-            <w:gridSpan w:val="2"/>
-            <w:vMerge/>
-            <w:tcBorders>
-              <w:bottom w:val="single" w:sz="4" w:space="0" w:color="auto"/>
-              <w:right w:val="single" w:sz="4" w:space="0" w:color="auto"/>
-            </w:tcBorders>
-          </w:tcPr>
-          <w:p>
-            <w:pPr>
-              <w:spacing w:after="0" w:line="240" w:lineRule="auto"/>
-              <w:jc w:val="center"/>
-              <w:rPr>
-                <w:rFonts w:cs="Calibri"/>
-                <w:b/>
-                <w:sz w:val="20"/>
-                <w:szCs w:val="20"/>
-              </w:rPr>
-            </w:pPr>
-          </w:p>
-        </w:tc>
-        <w:tc>
-          <w:tcPr>
-            <w:tcW w:w="825" w:type="dxa"/>
-            <w:tcBorders>
-              <w:left w:val="single" w:sz="4" w:space="0" w:color="auto"/>
-              <w:bottom w:val="single" w:sz="4" w:space="0" w:color="auto"/>
-            </w:tcBorders>
-          </w:tcPr>
-          <w:p>
-            <w:pPr>
-              <w:spacing w:after="0" w:line="240" w:lineRule="auto"/>
-              <w:jc w:val="center"/>
-              <w:rPr>
-                <w:rFonts w:cs="Calibri"/>
-                <w:b/>
-                <w:sz w:val="20"/>
-                <w:szCs w:val="20"/>
-              </w:rPr>
-            </w:pPr>
-            <w:r>
-              <w:rPr>
-                <w:rFonts w:cs="Calibri"/>
-                <w:b/>
-                <w:sz w:val="20"/>
-                <w:szCs w:val="20"/>
-              </w:rPr>
-              <w:t xml:space="preserve">Skor </w:t>
-            </w:r>
-          </w:p>
-        </w:tc>
-        <w:tc>
-          <w:tcPr>
-            <w:tcW w:w="900" w:type="dxa"/>
-          </w:tcPr>
-          <w:p>
-            <w:pPr>
-              <w:spacing w:after="0" w:line="240" w:lineRule="auto"/>
-              <w:jc w:val="center"/>
-              <w:rPr>
-                <w:rFonts w:cs="Calibri"/>
-                <w:b/>
-                <w:sz w:val="20"/>
-                <w:szCs w:val="20"/>
-              </w:rPr>
-            </w:pPr>
-            <w:proofErr w:type="spellStart"/>
-            <w:r>
-              <w:rPr>
-                <w:rFonts w:cs="Calibri"/>
-                <w:b/>
-                <w:sz w:val="20"/>
-                <w:szCs w:val="20"/>
-              </w:rPr>
-              <w:t>Bobot</w:t>
-            </w:r>
-            <w:proofErr w:type="spellEnd"/>
-            <w:r>
-              <w:rPr>
-                <w:rFonts w:cs="Calibri"/>
-                <w:b/>
-                <w:sz w:val="20"/>
-                <w:szCs w:val="20"/>
-              </w:rPr>
-              <w:t xml:space="preserve"> Akhir</w:t>
-            </w:r>
-          </w:p>
-        </w:tc>
-        <w:tc>
-          <w:tcPr>
-            <w:tcW w:w="1359" w:type="dxa"/>
-            <w:tcBorders>
-              <w:right w:val="single" w:sz="4" w:space="0" w:color="auto"/>
-            </w:tcBorders>
-          </w:tcPr>
-          <w:p>
-            <w:pPr>
-              <w:spacing w:after="0" w:line="240" w:lineRule="auto"/>
-              <w:jc w:val="center"/>
-              <w:rPr>
-                <w:rFonts w:cs="Calibri"/>
-                <w:b/>
-                <w:sz w:val="20"/>
-                <w:szCs w:val="20"/>
-              </w:rPr>
-            </w:pPr>
-            <w:r>
-              <w:rPr>
-                <w:rFonts w:cs="Calibri"/>
-                <w:b/>
-                <w:sz w:val="20"/>
-                <w:szCs w:val="20"/>
-              </w:rPr>
-              <w:t>Nilai Akhir</w:t>
-            </w:r>
-          </w:p>
-        </w:tc>
-      </w:tr>
-      <w:tr>
-        <w:tc>
-          <w:tcPr>
-            <w:tcW w:w="6555" w:type="dxa"/>
-            <w:gridSpan w:val="2"/>
-            <w:tcBorders>
-              <w:bottom w:val="single" w:sz="4" w:space="0" w:color="auto"/>
-              <w:right w:val="single" w:sz="4" w:space="0" w:color="auto"/>
-            </w:tcBorders>
-          </w:tcPr>
-          <w:p>
-            <w:pPr>
-              <w:spacing w:after="0" w:line="240" w:lineRule="auto"/>
-              <w:jc w:val="center"/>
-              <w:rPr>
-                <w:rFonts w:cs="Calibri"/>
-                <w:b/>
-                <w:sz w:val="20"/>
-                <w:szCs w:val="20"/>
-              </w:rPr>
-            </w:pPr>
-            <w:r>
-              <w:rPr>
-                <w:rFonts w:cs="Calibri"/>
-                <w:b/>
-                <w:sz w:val="20"/>
-                <w:szCs w:val="20"/>
-              </w:rPr>
-              <w:t>1</w:t>
-            </w:r>
-          </w:p>
-        </w:tc>
-        <w:tc>
-          <w:tcPr>
-            <w:tcW w:w="825" w:type="dxa"/>
-            <w:tcBorders>
-              <w:left w:val="single" w:sz="4" w:space="0" w:color="auto"/>
-            </w:tcBorders>
-          </w:tcPr>
-          <w:p>
-            <w:pPr>
-              <w:spacing w:after="0" w:line="240" w:lineRule="auto"/>
-              <w:jc w:val="center"/>
-              <w:rPr>
-                <w:rFonts w:cs="Calibri"/>
-                <w:b/>
-                <w:sz w:val="20"/>
-                <w:szCs w:val="20"/>
-              </w:rPr>
-            </w:pPr>
-            <w:r>
-              <w:rPr>
-                <w:rFonts w:cs="Calibri"/>
-                <w:b/>
-                <w:sz w:val="20"/>
-                <w:szCs w:val="20"/>
-              </w:rPr>
-              <w:t>2</w:t>
-            </w:r>
-          </w:p>
-        </w:tc>
-        <w:tc>
-          <w:tcPr>
-            <w:tcW w:w="900" w:type="dxa"/>
-          </w:tcPr>
-          <w:p>
-            <w:pPr>
-              <w:spacing w:after="0" w:line="240" w:lineRule="auto"/>
-              <w:jc w:val="center"/>
-              <w:rPr>
-                <w:rFonts w:cs="Calibri"/>
-                <w:b/>
-                <w:sz w:val="20"/>
-                <w:szCs w:val="20"/>
-              </w:rPr>
-            </w:pPr>
-            <w:r>
-              <w:rPr>
-                <w:rFonts w:cs="Calibri"/>
-                <w:b/>
-                <w:sz w:val="20"/>
-                <w:szCs w:val="20"/>
-              </w:rPr>
-              <w:t>3</w:t>
-            </w:r>
-          </w:p>
-        </w:tc>
-        <w:tc>
-          <w:tcPr>
-            <w:tcW w:w="1359" w:type="dxa"/>
-            <w:tcBorders>
-              <w:right w:val="single" w:sz="4" w:space="0" w:color="auto"/>
-            </w:tcBorders>
-          </w:tcPr>
-          <w:p>
-            <w:pPr>
-              <w:spacing w:after="0" w:line="240" w:lineRule="auto"/>
-              <w:jc w:val="center"/>
-              <w:rPr>
-                <w:rFonts w:cs="Calibri"/>
-                <w:b/>
-                <w:sz w:val="20"/>
-                <w:szCs w:val="20"/>
-              </w:rPr>
-            </w:pPr>
-            <w:r>
-              <w:rPr>
-                <w:rFonts w:cs="Calibri"/>
-                <w:b/>
-                <w:sz w:val="20"/>
-                <w:szCs w:val="20"/>
-              </w:rPr>
-              <w:t>4</w:t>
-            </w:r>
-          </w:p>
-        </w:tc>
-      </w:tr>
-      <w:tr>
-        <w:tc>
-          <w:tcPr>
-            <w:tcW w:w="6555" w:type="dxa"/>
-            <w:gridSpan w:val="2"/>
-            <w:tcBorders>
-              <w:right w:val="single" w:sz="4" w:space="0" w:color="auto"/>
-            </w:tcBorders>
-          </w:tcPr>
-          <w:p>
-            <w:pPr>
-              <w:pStyle w:val="ListParagraph"/>
-              <w:numPr>
-                <w:ilvl w:val="0"/>
-                <w:numId w:val="1"/>
-              </w:numPr>
-              <w:spacing w:after="0" w:line="240" w:lineRule="auto"/>
-              <w:ind w:left="252" w:hanging="252"/>
-              <w:rPr>
-                <w:rFonts w:cs="Calibri"/>
-                <w:b/>
-                <w:bCs/>
-                <w:color w:val="000000"/>
-                <w:sz w:val="20"/>
-                <w:szCs w:val="20"/>
-              </w:rPr>
-            </w:pPr>
-            <w:proofErr w:type="spellStart"/>
-            <w:r>
-              <w:rPr>
-                <w:rFonts w:cs="Calibri"/>
-                <w:b/>
-                <w:bCs/>
-                <w:color w:val="000000"/>
-                <w:sz w:val="20"/>
-                <w:szCs w:val="20"/>
-              </w:rPr>
-              <w:t>Pelaksanaan</w:t>
-            </w:r>
-            <w:proofErr w:type="spellEnd"/>
-            <w:r>
-              <w:rPr>
-                <w:rFonts w:cs="Calibri"/>
-                <w:b/>
-                <w:bCs/>
-                <w:color w:val="000000"/>
-                <w:sz w:val="20"/>
-                <w:szCs w:val="20"/>
-              </w:rPr>
-              <w:t xml:space="preserve"> Seminar TA [Total 40%]</w:t>
-            </w:r>
-          </w:p>
-        </w:tc>
-        <w:tc>
-          <w:tcPr>
-            <w:tcW w:w="825" w:type="dxa"/>
-            <w:tcBorders>
-              <w:left w:val="single" w:sz="4" w:space="0" w:color="auto"/>
-              <w:bottom w:val="single" w:sz="4" w:space="0" w:color="auto"/>
-            </w:tcBorders>
-          </w:tcPr>
-          <w:p>
-            <w:pPr>
-              <w:spacing w:after="0" w:line="240" w:lineRule="auto"/>
-              <w:jc w:val="center"/>
-              <w:rPr>
-                <w:rFonts w:cs="Calibri"/>
-                <w:b/>
-                <w:sz w:val="20"/>
-                <w:szCs w:val="20"/>
-              </w:rPr>
-            </w:pPr>
-            <w:r>
-              <w:rPr>
-                <w:rFonts w:cs="Calibri"/>
-                <w:b/>
-                <w:sz w:val="20"/>
-                <w:szCs w:val="20"/>
-              </w:rPr>
-              <w:t>0-100</w:t>
-            </w:r>
-          </w:p>
-        </w:tc>
-        <w:tc>
-          <w:tcPr>
-            <w:tcW w:w="900" w:type="dxa"/>
-          </w:tcPr>
-          <w:p>
-            <w:pPr>
-              <w:spacing w:after="0" w:line="240" w:lineRule="auto"/>
-              <w:jc w:val="center"/>
-              <w:rPr>
-                <w:rFonts w:cs="Calibri"/>
-                <w:b/>
-                <w:sz w:val="20"/>
-                <w:szCs w:val="20"/>
-              </w:rPr>
-            </w:pPr>
-            <w:r>
-              <w:rPr>
-                <w:rFonts w:cs="Calibri"/>
-                <w:b/>
-                <w:sz w:val="20"/>
-                <w:szCs w:val="20"/>
-              </w:rPr>
-              <w:t>40%</w:t>
-            </w:r>
-          </w:p>
-        </w:tc>
-        <w:tc>
-          <w:tcPr>
-            <w:tcW w:w="1359" w:type="dxa"/>
-            <w:tcBorders>
-              <w:right w:val="single" w:sz="4" w:space="0" w:color="auto"/>
-            </w:tcBorders>
-          </w:tcPr>
-          <w:p>
-            <w:pPr>
-              <w:spacing w:after="0" w:line="240" w:lineRule="auto"/>
-              <w:jc w:val="center"/>
-              <w:rPr>
-                <w:rFonts w:cs="Calibri"/>
-                <w:b/>
-                <w:sz w:val="20"/>
-                <w:szCs w:val="20"/>
-              </w:rPr>
-            </w:pPr>
-            <w:r>
-              <w:rPr>
-                <w:rFonts w:cs="Calibri"/>
-                <w:b/>
-                <w:sz w:val="20"/>
-                <w:szCs w:val="20"/>
-              </w:rPr>
-              <w:t>2x3</w:t>
-            </w:r>
-          </w:p>
-        </w:tc>
-      </w:tr>
-      <w:tr>
-        <w:trPr>
-          <w:trHeight w:val="255"/>
-        </w:trPr>
-        <w:tc>
-          <w:tcPr>
-            <w:tcW w:w="6555" w:type="dxa"/>
-            <w:gridSpan w:val="2"/>
-            <w:tcBorders>
-              <w:bottom w:val="single" w:sz="4" w:space="0" w:color="auto"/>
-              <w:right w:val="single" w:sz="4" w:space="0" w:color="auto"/>
-            </w:tcBorders>
-          </w:tcPr>
-          <w:p>
-            <w:pPr>
-              <w:pStyle w:val="ListParagraph"/>
-              <w:numPr>
-                <w:ilvl w:val="0"/>
-                <w:numId w:val="2"/>
-              </w:numPr>
-              <w:spacing w:after="0" w:line="240" w:lineRule="auto"/>
-              <w:ind w:left="533" w:hanging="274"/>
-              <w:jc w:val="both"/>
-              <w:rPr>
-                <w:rFonts w:cs="Calibri"/>
-                <w:b/>
-                <w:bCs/>
-                <w:color w:val="000000"/>
-                <w:sz w:val="20"/>
-                <w:szCs w:val="20"/>
-              </w:rPr>
-            </w:pPr>
-            <w:proofErr w:type="spellStart"/>
-            <w:r>
-              <w:rPr>
-                <w:rFonts w:cs="Calibri"/>
-                <w:color w:val="000000"/>
-                <w:sz w:val="20"/>
-                <w:szCs w:val="20"/>
-              </w:rPr>
-              <w:t>Pemahaman</w:t>
-            </w:r>
-            <w:proofErr w:type="spellEnd"/>
-            <w:r>
-              <w:rPr>
-                <w:rFonts w:cs="Calibri"/>
-                <w:color w:val="000000"/>
-                <w:sz w:val="20"/>
-                <w:szCs w:val="20"/>
-              </w:rPr>
-              <w:t xml:space="preserve"> </w:t>
-            </w:r>
-            <w:proofErr w:type="spellStart"/>
-            <w:r>
-              <w:rPr>
-                <w:rFonts w:cs="Calibri"/>
-                <w:color w:val="000000"/>
-                <w:sz w:val="20"/>
-                <w:szCs w:val="20"/>
-              </w:rPr>
-              <w:t>mahasiswa</w:t>
-            </w:r>
-            <w:proofErr w:type="spellEnd"/>
-            <w:r>
-              <w:rPr>
-                <w:rFonts w:cs="Calibri"/>
-                <w:color w:val="000000"/>
-                <w:sz w:val="20"/>
-                <w:szCs w:val="20"/>
-              </w:rPr>
-              <w:t xml:space="preserve"> </w:t>
-            </w:r>
-            <w:proofErr w:type="spellStart"/>
-            <w:r>
-              <w:rPr>
-                <w:rFonts w:cs="Calibri"/>
-                <w:color w:val="000000"/>
-                <w:sz w:val="20"/>
-                <w:szCs w:val="20"/>
-              </w:rPr>
-              <w:t>terhadap</w:t>
-            </w:r>
-            <w:proofErr w:type="spellEnd"/>
-            <w:r>
-              <w:rPr>
-                <w:rFonts w:cs="Calibri"/>
-                <w:color w:val="000000"/>
-                <w:sz w:val="20"/>
-                <w:szCs w:val="20"/>
-              </w:rPr>
-              <w:t xml:space="preserve"> </w:t>
-            </w:r>
-            <w:proofErr w:type="spellStart"/>
-            <w:r>
-              <w:rPr>
-                <w:rFonts w:cs="Calibri"/>
-                <w:color w:val="000000"/>
-                <w:sz w:val="20"/>
-                <w:szCs w:val="20"/>
-              </w:rPr>
-              <w:t>substansi</w:t>
-            </w:r>
-            <w:proofErr w:type="spellEnd"/>
-            <w:r>
-              <w:rPr>
-                <w:rFonts w:cs="Calibri"/>
-                <w:color w:val="000000"/>
-                <w:sz w:val="20"/>
-                <w:szCs w:val="20"/>
-              </w:rPr>
-              <w:t xml:space="preserve"> proposal </w:t>
-            </w:r>
-            <w:proofErr w:type="spellStart"/>
-            <w:r>
-              <w:rPr>
-                <w:rFonts w:cs="Calibri"/>
-                <w:color w:val="000000"/>
-                <w:sz w:val="20"/>
-                <w:szCs w:val="20"/>
-              </w:rPr>
-              <w:t>penelitian</w:t>
-            </w:r>
-            <w:proofErr w:type="spellEnd"/>
-            <w:r>
-              <w:rPr>
-                <w:rFonts w:cs="Calibri"/>
-                <w:color w:val="000000"/>
-                <w:sz w:val="20"/>
-                <w:szCs w:val="20"/>
-              </w:rPr>
-              <w:t>;</w:t>
-            </w:r>
-          </w:p>
-        </w:tc>
-        <w:tc>
-          <w:tcPr>
-            <w:tcW w:w="825" w:type="dxa"/>
-            <w:tcBorders>
-              <w:top w:val="single" w:sz="4" w:space="0" w:color="auto"/>
-              <w:left w:val="single" w:sz="4" w:space="0" w:color="auto"/>
-              <w:bottom w:val="single" w:sz="4" w:space="0" w:color="auto"/>
-            </w:tcBorders>
-          </w:tcPr>
-          <w:p>
-            <w:pPr>
-              <w:spacing w:after="0" w:line="240" w:lineRule="auto"/>
-              <w:jc w:val="center"/>
-              <w:rPr>
-                <w:rFonts w:cs="Calibri"/>
-                <w:b/>
-                <w:sz w:val="20"/>
-                <w:szCs w:val="20"/>
-              </w:rPr>
-            </w:pPr>
-          </w:p>
-        </w:tc>
-        <w:tc>
-          <w:tcPr>
-            <w:tcW w:w="900" w:type="dxa"/>
-            <w:tcBorders>
-              <w:bottom w:val="single" w:sz="4" w:space="0" w:color="auto"/>
-            </w:tcBorders>
-          </w:tcPr>
-          <w:p>
-            <w:pPr>
-              <w:spacing w:after="0" w:line="240" w:lineRule="auto"/>
-              <w:jc w:val="center"/>
-              <w:rPr>
-                <w:rFonts w:cs="Calibri"/>
-                <w:b/>
-                <w:sz w:val="20"/>
-                <w:szCs w:val="20"/>
-              </w:rPr>
-            </w:pPr>
-            <w:r>
-              <w:rPr>
-                <w:rFonts w:cs="Calibri"/>
-                <w:sz w:val="20"/>
-                <w:szCs w:val="20"/>
-              </w:rPr>
-              <w:t>15 %</w:t>
-            </w:r>
-          </w:p>
-        </w:tc>
-        <w:tc>
-          <w:tcPr>
-            <w:tcW w:w="1359" w:type="dxa"/>
-            <w:tcBorders>
-              <w:bottom w:val="single" w:sz="4" w:space="0" w:color="auto"/>
-            </w:tcBorders>
-          </w:tcPr>
-          <w:p>
-            <w:pPr>
-              <w:spacing w:after="0" w:line="240" w:lineRule="auto"/>
-              <w:jc w:val="center"/>
-              <w:rPr>
-                <w:rFonts w:cs="Calibri"/>
-                <w:b/>
-                <w:sz w:val="20"/>
-                <w:szCs w:val="20"/>
-              </w:rPr>
-            </w:pPr>
-          </w:p>
-        </w:tc>
-      </w:tr>
-      <w:tr>
-        <w:trPr>
-          <w:trHeight w:val="520"/>
-        </w:trPr>
-        <w:tc>
-          <w:tcPr>
-            <w:tcW w:w="6555" w:type="dxa"/>
-            <w:gridSpan w:val="2"/>
-            <w:tcBorders>
-              <w:top w:val="single" w:sz="4" w:space="0" w:color="auto"/>
-              <w:bottom w:val="single" w:sz="4" w:space="0" w:color="auto"/>
-              <w:right w:val="single" w:sz="4" w:space="0" w:color="auto"/>
-            </w:tcBorders>
-          </w:tcPr>
-          <w:p>
-            <w:pPr>
-              <w:pStyle w:val="ListParagraph"/>
-              <w:numPr>
-                <w:ilvl w:val="0"/>
-                <w:numId w:val="2"/>
-              </w:numPr>
-              <w:spacing w:after="0" w:line="240" w:lineRule="auto"/>
-              <w:ind w:left="533" w:hanging="274"/>
-              <w:jc w:val="both"/>
-              <w:rPr>
-                <w:rFonts w:cs="Calibri"/>
-                <w:color w:val="000000"/>
-                <w:sz w:val="20"/>
-                <w:szCs w:val="20"/>
-              </w:rPr>
-            </w:pPr>
-            <w:proofErr w:type="spellStart"/>
-            <w:r>
-              <w:rPr>
-                <w:rFonts w:cs="Calibri"/>
-                <w:color w:val="000000"/>
-                <w:sz w:val="20"/>
-                <w:szCs w:val="20"/>
-              </w:rPr>
-              <w:t>Kecakapan</w:t>
-            </w:r>
-            <w:proofErr w:type="spellEnd"/>
-            <w:r>
-              <w:rPr>
-                <w:rFonts w:cs="Calibri"/>
-                <w:color w:val="000000"/>
-                <w:sz w:val="20"/>
-                <w:szCs w:val="20"/>
-              </w:rPr>
-              <w:t xml:space="preserve"> </w:t>
-            </w:r>
-            <w:proofErr w:type="spellStart"/>
-            <w:r>
-              <w:rPr>
-                <w:rFonts w:cs="Calibri"/>
-                <w:color w:val="000000"/>
-                <w:sz w:val="20"/>
-                <w:szCs w:val="20"/>
-              </w:rPr>
-              <w:t>dalam</w:t>
-            </w:r>
-            <w:proofErr w:type="spellEnd"/>
-            <w:r>
-              <w:rPr>
-                <w:rFonts w:cs="Calibri"/>
-                <w:color w:val="000000"/>
-                <w:sz w:val="20"/>
-                <w:szCs w:val="20"/>
-              </w:rPr>
-              <w:t xml:space="preserve"> </w:t>
-            </w:r>
-            <w:proofErr w:type="spellStart"/>
-            <w:r>
-              <w:rPr>
-                <w:rFonts w:cs="Calibri"/>
-                <w:color w:val="000000"/>
-                <w:sz w:val="20"/>
-                <w:szCs w:val="20"/>
-              </w:rPr>
-              <w:t>menjawab</w:t>
-            </w:r>
-            <w:proofErr w:type="spellEnd"/>
-            <w:r>
-              <w:rPr>
-                <w:rFonts w:cs="Calibri"/>
-                <w:color w:val="000000"/>
-                <w:sz w:val="20"/>
-                <w:szCs w:val="20"/>
-              </w:rPr>
-              <w:t xml:space="preserve"> </w:t>
-            </w:r>
-            <w:proofErr w:type="spellStart"/>
-            <w:r>
-              <w:rPr>
-                <w:rFonts w:cs="Calibri"/>
-                <w:color w:val="000000"/>
-                <w:sz w:val="20"/>
-                <w:szCs w:val="20"/>
-              </w:rPr>
-              <w:t>pertanyaan</w:t>
-            </w:r>
-            <w:proofErr w:type="spellEnd"/>
-            <w:r>
-              <w:rPr>
-                <w:rFonts w:cs="Calibri"/>
-                <w:color w:val="000000"/>
-                <w:sz w:val="20"/>
-                <w:szCs w:val="20"/>
-              </w:rPr>
-              <w:t xml:space="preserve"> </w:t>
-            </w:r>
-            <w:proofErr w:type="spellStart"/>
-            <w:r>
-              <w:rPr>
-                <w:rFonts w:cs="Calibri"/>
-                <w:color w:val="000000"/>
-                <w:sz w:val="20"/>
-                <w:szCs w:val="20"/>
-              </w:rPr>
-              <w:t>atau</w:t>
-            </w:r>
-            <w:proofErr w:type="spellEnd"/>
-            <w:r>
-              <w:rPr>
-                <w:rFonts w:cs="Calibri"/>
-                <w:color w:val="000000"/>
-                <w:sz w:val="20"/>
-                <w:szCs w:val="20"/>
-              </w:rPr>
-              <w:t xml:space="preserve"> </w:t>
-            </w:r>
-            <w:proofErr w:type="spellStart"/>
-            <w:r>
-              <w:rPr>
-                <w:rFonts w:cs="Calibri"/>
-                <w:color w:val="000000"/>
-                <w:sz w:val="20"/>
-                <w:szCs w:val="20"/>
-              </w:rPr>
-              <w:t>mempertahankan</w:t>
-            </w:r>
-            <w:proofErr w:type="spellEnd"/>
-            <w:r>
-              <w:rPr>
-                <w:rFonts w:cs="Calibri"/>
-                <w:color w:val="000000"/>
-                <w:sz w:val="20"/>
-                <w:szCs w:val="20"/>
-              </w:rPr>
-              <w:t xml:space="preserve"> </w:t>
-            </w:r>
-            <w:proofErr w:type="spellStart"/>
-            <w:r>
-              <w:rPr>
-                <w:rFonts w:cs="Calibri"/>
-                <w:color w:val="000000"/>
-                <w:sz w:val="20"/>
-                <w:szCs w:val="20"/>
-              </w:rPr>
-              <w:t>argumen</w:t>
-            </w:r>
-            <w:proofErr w:type="spellEnd"/>
-            <w:r>
-              <w:rPr>
-                <w:rFonts w:cs="Calibri"/>
-                <w:color w:val="000000"/>
-                <w:sz w:val="20"/>
-                <w:szCs w:val="20"/>
-              </w:rPr>
-              <w:t>;</w:t>
-            </w:r>
-          </w:p>
-        </w:tc>
-        <w:tc>
-          <w:tcPr>
-            <w:tcW w:w="825" w:type="dxa"/>
-            <w:tcBorders>
-              <w:top w:val="single" w:sz="4" w:space="0" w:color="auto"/>
-              <w:left w:val="single" w:sz="4" w:space="0" w:color="auto"/>
-              <w:bottom w:val="single" w:sz="4" w:space="0" w:color="auto"/>
-            </w:tcBorders>
-          </w:tcPr>
-          <w:p>
-            <w:pPr>
-              <w:spacing w:after="0" w:line="240" w:lineRule="auto"/>
-              <w:jc w:val="center"/>
-              <w:rPr>
-                <w:rFonts w:cs="Calibri"/>
-                <w:b/>
-                <w:sz w:val="20"/>
-                <w:szCs w:val="20"/>
-              </w:rPr>
-            </w:pPr>
-          </w:p>
-        </w:tc>
-        <w:tc>
-          <w:tcPr>
-            <w:tcW w:w="900" w:type="dxa"/>
-            <w:tcBorders>
-              <w:top w:val="single" w:sz="4" w:space="0" w:color="auto"/>
-              <w:bottom w:val="single" w:sz="4" w:space="0" w:color="auto"/>
-            </w:tcBorders>
-          </w:tcPr>
-          <w:p>
-            <w:pPr>
-              <w:spacing w:after="0" w:line="240" w:lineRule="auto"/>
-              <w:jc w:val="center"/>
-              <w:rPr>
-                <w:rFonts w:cs="Calibri"/>
-                <w:sz w:val="20"/>
-                <w:szCs w:val="20"/>
-              </w:rPr>
-            </w:pPr>
-            <w:r>
-              <w:rPr>
-                <w:rFonts w:cs="Calibri"/>
-                <w:sz w:val="20"/>
-                <w:szCs w:val="20"/>
-              </w:rPr>
-              <w:t>15 %</w:t>
-            </w:r>
-          </w:p>
-        </w:tc>
-        <w:tc>
-          <w:tcPr>
-            <w:tcW w:w="1359" w:type="dxa"/>
-            <w:tcBorders>
-              <w:top w:val="single" w:sz="4" w:space="0" w:color="auto"/>
-              <w:bottom w:val="single" w:sz="4" w:space="0" w:color="auto"/>
-            </w:tcBorders>
-          </w:tcPr>
-          <w:p>
-            <w:pPr>
-              <w:spacing w:after="0" w:line="240" w:lineRule="auto"/>
-              <w:jc w:val="center"/>
-              <w:rPr>
-                <w:rFonts w:cs="Calibri"/>
-                <w:b/>
-                <w:sz w:val="20"/>
-                <w:szCs w:val="20"/>
-              </w:rPr>
-            </w:pPr>
-          </w:p>
-        </w:tc>
-      </w:tr>
-      <w:tr>
-        <w:trPr>
-          <w:trHeight w:val="377"/>
-        </w:trPr>
-        <w:tc>
-          <w:tcPr>
-            <w:tcW w:w="6555" w:type="dxa"/>
-            <w:gridSpan w:val="2"/>
-            <w:tcBorders>
-              <w:top w:val="single" w:sz="4" w:space="0" w:color="auto"/>
-              <w:bottom w:val="single" w:sz="4" w:space="0" w:color="auto"/>
-              <w:right w:val="single" w:sz="4" w:space="0" w:color="auto"/>
-            </w:tcBorders>
-          </w:tcPr>
-          <w:p>
-            <w:pPr>
-              <w:pStyle w:val="ListParagraph"/>
-              <w:numPr>
-                <w:ilvl w:val="0"/>
-                <w:numId w:val="2"/>
-              </w:numPr>
-              <w:spacing w:after="0" w:line="240" w:lineRule="auto"/>
-              <w:ind w:left="533" w:hanging="274"/>
-              <w:jc w:val="both"/>
-              <w:rPr>
-                <w:rFonts w:cs="Calibri"/>
-                <w:color w:val="000000"/>
-                <w:sz w:val="20"/>
-                <w:szCs w:val="20"/>
-              </w:rPr>
-            </w:pPr>
-            <w:proofErr w:type="spellStart"/>
-            <w:r>
-              <w:rPr>
-                <w:rFonts w:cs="Calibri"/>
-                <w:color w:val="000000"/>
-                <w:sz w:val="20"/>
-                <w:szCs w:val="20"/>
-              </w:rPr>
-              <w:t>Kecakapan</w:t>
-            </w:r>
-            <w:proofErr w:type="spellEnd"/>
-            <w:r>
-              <w:rPr>
-                <w:rFonts w:cs="Calibri"/>
-                <w:color w:val="000000"/>
-                <w:sz w:val="20"/>
-                <w:szCs w:val="20"/>
-              </w:rPr>
-              <w:t xml:space="preserve"> </w:t>
-            </w:r>
-            <w:proofErr w:type="spellStart"/>
-            <w:r>
-              <w:rPr>
-                <w:rFonts w:cs="Calibri"/>
-                <w:color w:val="000000"/>
-                <w:sz w:val="20"/>
-                <w:szCs w:val="20"/>
-              </w:rPr>
-              <w:t>mahasiswa</w:t>
-            </w:r>
-            <w:proofErr w:type="spellEnd"/>
-            <w:r>
-              <w:rPr>
-                <w:rFonts w:cs="Calibri"/>
-                <w:color w:val="000000"/>
-                <w:sz w:val="20"/>
-                <w:szCs w:val="20"/>
-              </w:rPr>
-              <w:t xml:space="preserve"> </w:t>
-            </w:r>
-            <w:proofErr w:type="spellStart"/>
-            <w:r>
-              <w:rPr>
-                <w:rFonts w:cs="Calibri"/>
-                <w:color w:val="000000"/>
-                <w:sz w:val="20"/>
-                <w:szCs w:val="20"/>
-              </w:rPr>
-              <w:t>memanfaatkan</w:t>
-            </w:r>
-            <w:proofErr w:type="spellEnd"/>
-            <w:r>
-              <w:rPr>
-                <w:rFonts w:cs="Calibri"/>
-                <w:color w:val="000000"/>
-                <w:sz w:val="20"/>
-                <w:szCs w:val="20"/>
-              </w:rPr>
-              <w:t xml:space="preserve"> </w:t>
-            </w:r>
-            <w:proofErr w:type="spellStart"/>
-            <w:r>
-              <w:rPr>
-                <w:rFonts w:cs="Calibri"/>
-                <w:color w:val="000000"/>
-                <w:sz w:val="20"/>
-                <w:szCs w:val="20"/>
-              </w:rPr>
-              <w:t>waktu</w:t>
-            </w:r>
-            <w:proofErr w:type="spellEnd"/>
-            <w:r>
-              <w:rPr>
-                <w:rFonts w:cs="Calibri"/>
-                <w:color w:val="000000"/>
-                <w:sz w:val="20"/>
-                <w:szCs w:val="20"/>
-              </w:rPr>
-              <w:t xml:space="preserve"> yang </w:t>
-            </w:r>
-            <w:proofErr w:type="spellStart"/>
-            <w:r>
-              <w:rPr>
-                <w:rFonts w:cs="Calibri"/>
-                <w:color w:val="000000"/>
-                <w:sz w:val="20"/>
-                <w:szCs w:val="20"/>
-              </w:rPr>
-              <w:t>tersedia</w:t>
-            </w:r>
-            <w:proofErr w:type="spellEnd"/>
-            <w:r>
-              <w:rPr>
-                <w:rFonts w:cs="Calibri"/>
-                <w:color w:val="000000"/>
-                <w:sz w:val="20"/>
-                <w:szCs w:val="20"/>
-              </w:rPr>
-              <w:t xml:space="preserve"> </w:t>
-            </w:r>
-            <w:proofErr w:type="spellStart"/>
-            <w:r>
-              <w:rPr>
-                <w:rFonts w:cs="Calibri"/>
-                <w:color w:val="000000"/>
-                <w:sz w:val="20"/>
-                <w:szCs w:val="20"/>
-              </w:rPr>
-              <w:t>secara</w:t>
-            </w:r>
-            <w:proofErr w:type="spellEnd"/>
-            <w:r>
-              <w:rPr>
-                <w:rFonts w:cs="Calibri"/>
-                <w:color w:val="000000"/>
-                <w:sz w:val="20"/>
-                <w:szCs w:val="20"/>
-              </w:rPr>
-              <w:t xml:space="preserve"> </w:t>
-            </w:r>
-            <w:proofErr w:type="spellStart"/>
-            <w:r>
-              <w:rPr>
-                <w:rFonts w:cs="Calibri"/>
-                <w:color w:val="000000"/>
-                <w:sz w:val="20"/>
-                <w:szCs w:val="20"/>
-              </w:rPr>
-              <w:t>efektif</w:t>
-            </w:r>
-            <w:proofErr w:type="spellEnd"/>
-            <w:r>
-              <w:rPr>
-                <w:rFonts w:cs="Calibri"/>
-                <w:color w:val="000000"/>
-                <w:sz w:val="20"/>
-                <w:szCs w:val="20"/>
-              </w:rPr>
-              <w:t>;</w:t>
-            </w:r>
-          </w:p>
-        </w:tc>
-        <w:tc>
-          <w:tcPr>
-            <w:tcW w:w="825" w:type="dxa"/>
-            <w:tcBorders>
-              <w:top w:val="single" w:sz="4" w:space="0" w:color="auto"/>
-              <w:left w:val="single" w:sz="4" w:space="0" w:color="auto"/>
-              <w:bottom w:val="single" w:sz="4" w:space="0" w:color="auto"/>
-            </w:tcBorders>
-          </w:tcPr>
-          <w:p>
-            <w:pPr>
-              <w:spacing w:after="0" w:line="240" w:lineRule="auto"/>
-              <w:jc w:val="center"/>
-              <w:rPr>
-                <w:rFonts w:cs="Calibri"/>
-                <w:b/>
-                <w:sz w:val="20"/>
-                <w:szCs w:val="20"/>
-              </w:rPr>
-            </w:pPr>
-          </w:p>
-        </w:tc>
-        <w:tc>
-          <w:tcPr>
-            <w:tcW w:w="900" w:type="dxa"/>
-            <w:tcBorders>
-              <w:top w:val="single" w:sz="4" w:space="0" w:color="auto"/>
-              <w:bottom w:val="single" w:sz="4" w:space="0" w:color="auto"/>
-            </w:tcBorders>
-          </w:tcPr>
-          <w:p>
-            <w:pPr>
-              <w:spacing w:after="0" w:line="240" w:lineRule="auto"/>
-              <w:jc w:val="center"/>
-              <w:rPr>
-                <w:rFonts w:cs="Calibri"/>
-                <w:sz w:val="20"/>
-                <w:szCs w:val="20"/>
-              </w:rPr>
-            </w:pPr>
-            <w:r>
-              <w:rPr>
-                <w:rFonts w:cs="Calibri"/>
-                <w:sz w:val="20"/>
-                <w:szCs w:val="20"/>
-              </w:rPr>
-              <w:t>5%</w:t>
-            </w:r>
-          </w:p>
-        </w:tc>
-        <w:tc>
-          <w:tcPr>
-            <w:tcW w:w="1359" w:type="dxa"/>
-            <w:tcBorders>
-              <w:top w:val="single" w:sz="4" w:space="0" w:color="auto"/>
-              <w:bottom w:val="single" w:sz="4" w:space="0" w:color="auto"/>
-            </w:tcBorders>
-          </w:tcPr>
-          <w:p>
-            <w:pPr>
-              <w:spacing w:after="0" w:line="240" w:lineRule="auto"/>
-              <w:jc w:val="center"/>
-              <w:rPr>
-                <w:rFonts w:cs="Calibri"/>
-                <w:b/>
-                <w:sz w:val="20"/>
-                <w:szCs w:val="20"/>
-              </w:rPr>
-            </w:pPr>
-          </w:p>
-        </w:tc>
-      </w:tr>
-      <w:tr>
-        <w:trPr>
-          <w:trHeight w:val="300"/>
-        </w:trPr>
-        <w:tc>
-          <w:tcPr>
-            <w:tcW w:w="6555" w:type="dxa"/>
-            <w:gridSpan w:val="2"/>
-            <w:tcBorders>
-              <w:top w:val="single" w:sz="4" w:space="0" w:color="auto"/>
-              <w:bottom w:val="single" w:sz="4" w:space="0" w:color="auto"/>
-              <w:right w:val="single" w:sz="4" w:space="0" w:color="auto"/>
-            </w:tcBorders>
-          </w:tcPr>
-          <w:p>
-            <w:pPr>
-              <w:pStyle w:val="ListParagraph"/>
-              <w:numPr>
-                <w:ilvl w:val="0"/>
-                <w:numId w:val="2"/>
-              </w:numPr>
-              <w:spacing w:after="0" w:line="240" w:lineRule="auto"/>
-              <w:ind w:left="533" w:hanging="274"/>
-              <w:jc w:val="both"/>
-              <w:rPr>
-                <w:rFonts w:cs="Calibri"/>
-                <w:color w:val="000000"/>
-                <w:sz w:val="20"/>
-                <w:szCs w:val="20"/>
-              </w:rPr>
-            </w:pPr>
-            <w:proofErr w:type="spellStart"/>
-            <w:r>
-              <w:rPr>
-                <w:rFonts w:cs="Calibri"/>
-                <w:color w:val="000000"/>
-                <w:sz w:val="20"/>
-                <w:szCs w:val="20"/>
-              </w:rPr>
-              <w:t>Penampilan</w:t>
-            </w:r>
-            <w:proofErr w:type="spellEnd"/>
-            <w:r>
-              <w:rPr>
-                <w:rFonts w:cs="Calibri"/>
-                <w:color w:val="000000"/>
-                <w:sz w:val="20"/>
-                <w:szCs w:val="20"/>
-              </w:rPr>
-              <w:t xml:space="preserve">, </w:t>
-            </w:r>
-            <w:proofErr w:type="spellStart"/>
-            <w:r>
-              <w:rPr>
-                <w:rFonts w:cs="Calibri"/>
-                <w:color w:val="000000"/>
-                <w:sz w:val="20"/>
-                <w:szCs w:val="20"/>
-              </w:rPr>
-              <w:t>sikap</w:t>
-            </w:r>
-            <w:proofErr w:type="spellEnd"/>
-            <w:r>
-              <w:rPr>
-                <w:rFonts w:cs="Calibri"/>
-                <w:color w:val="000000"/>
-                <w:sz w:val="20"/>
-                <w:szCs w:val="20"/>
-              </w:rPr>
-              <w:t xml:space="preserve">, dan </w:t>
-            </w:r>
-            <w:proofErr w:type="spellStart"/>
-            <w:r>
-              <w:rPr>
-                <w:rFonts w:cs="Calibri"/>
-                <w:color w:val="000000"/>
-                <w:sz w:val="20"/>
-                <w:szCs w:val="20"/>
-              </w:rPr>
-              <w:t>etika</w:t>
-            </w:r>
-            <w:proofErr w:type="spellEnd"/>
-            <w:r>
-              <w:rPr>
-                <w:rFonts w:cs="Calibri"/>
-                <w:color w:val="000000"/>
-                <w:sz w:val="20"/>
-                <w:szCs w:val="20"/>
-              </w:rPr>
-              <w:t>.</w:t>
-            </w:r>
-          </w:p>
-        </w:tc>
-        <w:tc>
-          <w:tcPr>
-            <w:tcW w:w="825" w:type="dxa"/>
-            <w:tcBorders>
-              <w:top w:val="single" w:sz="4" w:space="0" w:color="auto"/>
-              <w:left w:val="single" w:sz="4" w:space="0" w:color="auto"/>
-              <w:bottom w:val="single" w:sz="4" w:space="0" w:color="auto"/>
-            </w:tcBorders>
-          </w:tcPr>
-          <w:p>
-            <w:pPr>
-              <w:spacing w:after="0" w:line="240" w:lineRule="auto"/>
-              <w:jc w:val="center"/>
-              <w:rPr>
-                <w:rFonts w:cs="Calibri"/>
-                <w:b/>
-                <w:sz w:val="20"/>
-                <w:szCs w:val="20"/>
-              </w:rPr>
-            </w:pPr>
-          </w:p>
-        </w:tc>
-        <w:tc>
-          <w:tcPr>
-            <w:tcW w:w="900" w:type="dxa"/>
-            <w:tcBorders>
-              <w:top w:val="single" w:sz="4" w:space="0" w:color="auto"/>
-              <w:bottom w:val="single" w:sz="4" w:space="0" w:color="auto"/>
-            </w:tcBorders>
-          </w:tcPr>
-          <w:p>
-            <w:pPr>
-              <w:spacing w:after="0" w:line="240" w:lineRule="auto"/>
-              <w:jc w:val="center"/>
-              <w:rPr>
-                <w:rFonts w:cs="Calibri"/>
-                <w:sz w:val="20"/>
-                <w:szCs w:val="20"/>
-              </w:rPr>
-            </w:pPr>
-            <w:r>
-              <w:rPr>
-                <w:rFonts w:cs="Calibri"/>
-                <w:sz w:val="20"/>
-                <w:szCs w:val="20"/>
-              </w:rPr>
-              <w:t>5%</w:t>
-            </w:r>
-          </w:p>
-        </w:tc>
-        <w:tc>
-          <w:tcPr>
-            <w:tcW w:w="1359" w:type="dxa"/>
-            <w:tcBorders>
-              <w:top w:val="single" w:sz="4" w:space="0" w:color="auto"/>
-              <w:bottom w:val="single" w:sz="4" w:space="0" w:color="auto"/>
-            </w:tcBorders>
-          </w:tcPr>
-          <w:p>
-            <w:pPr>
-              <w:spacing w:after="0" w:line="240" w:lineRule="auto"/>
-              <w:jc w:val="center"/>
-              <w:rPr>
-                <w:rFonts w:cs="Calibri"/>
-                <w:b/>
-                <w:sz w:val="20"/>
-                <w:szCs w:val="20"/>
-              </w:rPr>
-            </w:pPr>
-          </w:p>
-        </w:tc>
-      </w:tr>
-      <w:tr>
-        <w:trPr>
-          <w:trHeight w:val="270"/>
-        </w:trPr>
-        <w:tc>
-          <w:tcPr>
-            <w:tcW w:w="8280" w:type="dxa"/>
-            <w:gridSpan w:val="4"/>
-            <w:tcBorders>
-              <w:top w:val="single" w:sz="4" w:space="0" w:color="auto"/>
-              <w:bottom w:val="single" w:sz="4" w:space="0" w:color="auto"/>
-              <w:right w:val="single" w:sz="4" w:space="0" w:color="auto"/>
-            </w:tcBorders>
-          </w:tcPr>
-          <w:p>
-            <w:pPr>
-              <w:spacing w:after="0" w:line="240" w:lineRule="auto"/>
-              <w:rPr>
-                <w:rFonts w:cs="Calibri"/>
-                <w:b/>
-                <w:sz w:val="16"/>
-                <w:szCs w:val="20"/>
-              </w:rPr>
-            </w:pPr>
-            <w:r>
-              <w:rPr>
-                <w:rFonts w:cs="Calibri"/>
-                <w:b/>
-                <w:color w:val="000000"/>
-                <w:sz w:val="20"/>
-                <w:szCs w:val="20"/>
-              </w:rPr>
-              <w:t>Total</w:t>
-            </w:r>
-          </w:p>
-        </w:tc>
-        <w:tc>
-          <w:tcPr>
-            <w:tcW w:w="1359" w:type="dxa"/>
-            <w:tcBorders>
-              <w:top w:val="single" w:sz="4" w:space="0" w:color="auto"/>
-              <w:left w:val="single" w:sz="4" w:space="0" w:color="auto"/>
-              <w:bottom w:val="single" w:sz="4" w:space="0" w:color="auto"/>
-            </w:tcBorders>
-          </w:tcPr>
-          <w:p>
-            <w:pPr>
-              <w:spacing w:after="0" w:line="240" w:lineRule="auto"/>
-              <w:rPr>
-                <w:rFonts w:cs="Calibri"/>
-                <w:b/>
-                <w:sz w:val="16"/>
-                <w:szCs w:val="20"/>
-              </w:rPr>
-            </w:pPr>
-          </w:p>
-        </w:tc>
-      </w:tr>
-      <w:tr>
-        <w:trPr>
-          <w:trHeight w:val="215"/>
-        </w:trPr>
-        <w:tc>
-          <w:tcPr>
-            <w:tcW w:w="6555" w:type="dxa"/>
-            <w:gridSpan w:val="2"/>
-            <w:tcBorders>
-              <w:right w:val="single" w:sz="4" w:space="0" w:color="auto"/>
-            </w:tcBorders>
-          </w:tcPr>
-          <w:p>
-            <w:pPr>
-              <w:pStyle w:val="ListParagraph"/>
-              <w:numPr>
-                <w:ilvl w:val="0"/>
-                <w:numId w:val="1"/>
-              </w:numPr>
-              <w:spacing w:after="0" w:line="240" w:lineRule="auto"/>
-              <w:ind w:left="252" w:hanging="252"/>
-              <w:rPr>
-                <w:rFonts w:cs="Calibri"/>
-                <w:sz w:val="20"/>
-                <w:szCs w:val="20"/>
-              </w:rPr>
-            </w:pPr>
-            <w:proofErr w:type="spellStart"/>
-            <w:r>
-              <w:rPr>
-                <w:rFonts w:cs="Calibri"/>
-                <w:b/>
-                <w:bCs/>
-                <w:color w:val="000000"/>
-                <w:sz w:val="20"/>
-                <w:szCs w:val="20"/>
-              </w:rPr>
-              <w:t>Dokumen</w:t>
-            </w:r>
-            <w:proofErr w:type="spellEnd"/>
-            <w:r>
-              <w:rPr>
-                <w:rFonts w:cs="Calibri"/>
-                <w:b/>
-                <w:bCs/>
-                <w:color w:val="000000"/>
-                <w:sz w:val="20"/>
-                <w:szCs w:val="20"/>
-              </w:rPr>
-              <w:t xml:space="preserve"> Proposal TA: TATA TULIS &amp; KELAYAKAN [Total 30%]</w:t>
-            </w:r>
-          </w:p>
-        </w:tc>
-        <w:tc>
-          <w:tcPr>
-            <w:tcW w:w="825" w:type="dxa"/>
-            <w:tcBorders>
-              <w:top w:val="single" w:sz="4" w:space="0" w:color="auto"/>
-              <w:left w:val="single" w:sz="4" w:space="0" w:color="auto"/>
-              <w:bottom w:val="single" w:sz="4" w:space="0" w:color="auto"/>
-            </w:tcBorders>
-          </w:tcPr>
-          <w:p>
-            <w:pPr>
-              <w:spacing w:after="0" w:line="240" w:lineRule="auto"/>
-              <w:jc w:val="center"/>
-              <w:rPr>
-                <w:rFonts w:cs="Calibri"/>
-                <w:b/>
-                <w:sz w:val="20"/>
-                <w:szCs w:val="20"/>
-              </w:rPr>
-            </w:pPr>
-            <w:r>
-              <w:rPr>
-                <w:rFonts w:cs="Calibri"/>
-                <w:b/>
-                <w:sz w:val="20"/>
-                <w:szCs w:val="20"/>
-              </w:rPr>
-              <w:t>0-100</w:t>
-            </w:r>
-          </w:p>
-        </w:tc>
-        <w:tc>
-          <w:tcPr>
-            <w:tcW w:w="900" w:type="dxa"/>
-            <w:tcBorders>
-              <w:right w:val="single" w:sz="4" w:space="0" w:color="auto"/>
-            </w:tcBorders>
-          </w:tcPr>
-          <w:p>
-            <w:pPr>
-              <w:spacing w:after="0" w:line="240" w:lineRule="auto"/>
-              <w:jc w:val="center"/>
-              <w:rPr>
-                <w:rFonts w:cs="Calibri"/>
-                <w:b/>
-                <w:sz w:val="20"/>
-                <w:szCs w:val="20"/>
-              </w:rPr>
-            </w:pPr>
-            <w:r>
-              <w:rPr>
-                <w:rFonts w:cs="Calibri"/>
-                <w:b/>
-                <w:sz w:val="20"/>
-                <w:szCs w:val="20"/>
-              </w:rPr>
-              <w:t>30%</w:t>
-            </w:r>
-          </w:p>
-        </w:tc>
-        <w:tc>
-          <w:tcPr>
-            <w:tcW w:w="1359" w:type="dxa"/>
-            <w:tcBorders>
-              <w:left w:val="single" w:sz="4" w:space="0" w:color="auto"/>
-            </w:tcBorders>
-          </w:tcPr>
-          <w:p>
-            <w:pPr>
-              <w:spacing w:after="0" w:line="240" w:lineRule="auto"/>
-              <w:jc w:val="center"/>
-              <w:rPr>
-                <w:rFonts w:cs="Calibri"/>
-                <w:b/>
-                <w:sz w:val="20"/>
-                <w:szCs w:val="20"/>
-              </w:rPr>
-            </w:pPr>
-            <w:r>
-              <w:rPr>
-                <w:rFonts w:cs="Calibri"/>
-                <w:b/>
-                <w:sz w:val="20"/>
-                <w:szCs w:val="20"/>
-              </w:rPr>
-              <w:t>2x3</w:t>
-            </w:r>
-          </w:p>
-        </w:tc>
-      </w:tr>
-      <w:tr>
-        <w:trPr>
-          <w:trHeight w:val="435"/>
-        </w:trPr>
-        <w:tc>
-          <w:tcPr>
-            <w:tcW w:w="6555" w:type="dxa"/>
-            <w:gridSpan w:val="2"/>
-            <w:tcBorders>
-              <w:bottom w:val="single" w:sz="4" w:space="0" w:color="auto"/>
-              <w:right w:val="single" w:sz="4" w:space="0" w:color="auto"/>
-            </w:tcBorders>
-          </w:tcPr>
-          <w:p>
-            <w:pPr>
-              <w:pStyle w:val="ListParagraph"/>
-              <w:widowControl w:val="0"/>
-              <w:numPr>
-                <w:ilvl w:val="0"/>
-                <w:numId w:val="3"/>
-              </w:numPr>
-              <w:autoSpaceDE w:val="0"/>
-              <w:autoSpaceDN w:val="0"/>
-              <w:adjustRightInd w:val="0"/>
-              <w:spacing w:after="0" w:line="240" w:lineRule="auto"/>
-              <w:ind w:left="522" w:hanging="270"/>
-              <w:jc w:val="both"/>
-              <w:rPr>
-                <w:rFonts w:cs="Calibri"/>
-                <w:b/>
-                <w:bCs/>
-                <w:color w:val="000000"/>
-                <w:sz w:val="20"/>
-                <w:szCs w:val="20"/>
-              </w:rPr>
-            </w:pPr>
-            <w:proofErr w:type="spellStart"/>
-            <w:r>
-              <w:rPr>
-                <w:rFonts w:cs="Calibri"/>
-                <w:color w:val="000000"/>
-                <w:sz w:val="20"/>
-                <w:szCs w:val="20"/>
-              </w:rPr>
-              <w:t>Kesesuaian</w:t>
-            </w:r>
-            <w:proofErr w:type="spellEnd"/>
-            <w:r>
-              <w:rPr>
-                <w:rFonts w:cs="Calibri"/>
-                <w:color w:val="000000"/>
-                <w:sz w:val="20"/>
-                <w:szCs w:val="20"/>
-              </w:rPr>
-              <w:t xml:space="preserve"> </w:t>
-            </w:r>
-            <w:proofErr w:type="spellStart"/>
-            <w:r>
-              <w:rPr>
-                <w:rFonts w:cs="Calibri"/>
-                <w:color w:val="000000"/>
-                <w:sz w:val="20"/>
-                <w:szCs w:val="20"/>
-              </w:rPr>
-              <w:t>stuktur</w:t>
-            </w:r>
-            <w:proofErr w:type="spellEnd"/>
-            <w:r>
-              <w:rPr>
-                <w:rFonts w:cs="Calibri"/>
-                <w:color w:val="000000"/>
-                <w:sz w:val="20"/>
-                <w:szCs w:val="20"/>
-              </w:rPr>
-              <w:t xml:space="preserve">, </w:t>
-            </w:r>
-            <w:proofErr w:type="spellStart"/>
-            <w:r>
-              <w:rPr>
-                <w:rFonts w:cs="Calibri"/>
-                <w:color w:val="000000"/>
-                <w:sz w:val="20"/>
-                <w:szCs w:val="20"/>
-              </w:rPr>
-              <w:t>tampilan</w:t>
-            </w:r>
-            <w:proofErr w:type="spellEnd"/>
-            <w:r>
-              <w:rPr>
-                <w:rFonts w:cs="Calibri"/>
-                <w:color w:val="000000"/>
-                <w:sz w:val="20"/>
-                <w:szCs w:val="20"/>
-              </w:rPr>
-              <w:t xml:space="preserve"> dan </w:t>
-            </w:r>
-            <w:proofErr w:type="spellStart"/>
-            <w:r>
-              <w:rPr>
-                <w:rFonts w:cs="Calibri"/>
-                <w:color w:val="000000"/>
-                <w:sz w:val="20"/>
-                <w:szCs w:val="20"/>
-              </w:rPr>
-              <w:t>bahasa</w:t>
-            </w:r>
-            <w:proofErr w:type="spellEnd"/>
-            <w:r>
-              <w:rPr>
-                <w:rFonts w:cs="Calibri"/>
-                <w:color w:val="000000"/>
-                <w:sz w:val="20"/>
-                <w:szCs w:val="20"/>
-              </w:rPr>
-              <w:t xml:space="preserve"> Proposal </w:t>
-            </w:r>
-            <w:proofErr w:type="spellStart"/>
-            <w:r>
-              <w:rPr>
-                <w:rFonts w:cs="Calibri"/>
-                <w:color w:val="000000"/>
-                <w:sz w:val="20"/>
-                <w:szCs w:val="20"/>
-              </w:rPr>
-              <w:t>dibanding</w:t>
-            </w:r>
-            <w:proofErr w:type="spellEnd"/>
-            <w:r>
-              <w:rPr>
-                <w:rFonts w:cs="Calibri"/>
-                <w:color w:val="000000"/>
-                <w:sz w:val="20"/>
-                <w:szCs w:val="20"/>
-              </w:rPr>
-              <w:t xml:space="preserve"> Panduan TA </w:t>
-            </w:r>
-            <w:proofErr w:type="spellStart"/>
-            <w:r>
-              <w:rPr>
-                <w:rFonts w:cs="Calibri"/>
-                <w:color w:val="000000"/>
-                <w:sz w:val="20"/>
-                <w:szCs w:val="20"/>
-              </w:rPr>
-              <w:t>Jurusan</w:t>
-            </w:r>
-            <w:proofErr w:type="spellEnd"/>
-            <w:r>
-              <w:rPr>
-                <w:rFonts w:cs="Calibri"/>
-                <w:color w:val="000000"/>
-                <w:sz w:val="20"/>
-                <w:szCs w:val="20"/>
-              </w:rPr>
-              <w:t xml:space="preserve"> TE; </w:t>
-            </w:r>
-          </w:p>
-        </w:tc>
-        <w:tc>
-          <w:tcPr>
-            <w:tcW w:w="825" w:type="dxa"/>
-            <w:tcBorders>
-              <w:top w:val="single" w:sz="4" w:space="0" w:color="auto"/>
-              <w:left w:val="single" w:sz="4" w:space="0" w:color="auto"/>
-              <w:bottom w:val="single" w:sz="4" w:space="0" w:color="auto"/>
-            </w:tcBorders>
-          </w:tcPr>
-          <w:p>
-            <w:pPr>
-              <w:widowControl w:val="0"/>
-              <w:autoSpaceDE w:val="0"/>
-              <w:autoSpaceDN w:val="0"/>
-              <w:adjustRightInd w:val="0"/>
-              <w:spacing w:line="240" w:lineRule="auto"/>
-              <w:ind w:left="285"/>
-              <w:rPr>
-                <w:rFonts w:cs="Calibri"/>
-                <w:b/>
-                <w:bCs/>
-                <w:color w:val="000000"/>
-                <w:sz w:val="20"/>
-                <w:szCs w:val="20"/>
-              </w:rPr>
-            </w:pPr>
-          </w:p>
-        </w:tc>
-        <w:tc>
-          <w:tcPr>
-            <w:tcW w:w="900" w:type="dxa"/>
-            <w:tcBorders>
-              <w:bottom w:val="single" w:sz="4" w:space="0" w:color="auto"/>
-              <w:right w:val="single" w:sz="4" w:space="0" w:color="auto"/>
-            </w:tcBorders>
-          </w:tcPr>
-          <w:p>
-            <w:pPr>
-              <w:widowControl w:val="0"/>
-              <w:autoSpaceDE w:val="0"/>
-              <w:autoSpaceDN w:val="0"/>
-              <w:adjustRightInd w:val="0"/>
-              <w:spacing w:line="240" w:lineRule="auto"/>
-              <w:ind w:left="132"/>
-              <w:rPr>
-                <w:rFonts w:cs="Calibri"/>
-                <w:bCs/>
-                <w:color w:val="000000"/>
-                <w:sz w:val="20"/>
-                <w:szCs w:val="20"/>
-              </w:rPr>
-            </w:pPr>
-            <w:r>
-              <w:rPr>
-                <w:rFonts w:cs="Calibri"/>
-                <w:bCs/>
-                <w:color w:val="000000"/>
-                <w:sz w:val="20"/>
-                <w:szCs w:val="20"/>
-              </w:rPr>
-              <w:t>10%</w:t>
-            </w:r>
-          </w:p>
-        </w:tc>
-        <w:tc>
-          <w:tcPr>
-            <w:tcW w:w="1359" w:type="dxa"/>
-            <w:tcBorders>
-              <w:left w:val="single" w:sz="4" w:space="0" w:color="auto"/>
-              <w:bottom w:val="single" w:sz="4" w:space="0" w:color="auto"/>
-            </w:tcBorders>
-          </w:tcPr>
-          <w:p>
-            <w:pPr>
-              <w:spacing w:line="240" w:lineRule="auto"/>
-              <w:rPr>
-                <w:rFonts w:cs="Calibri"/>
-                <w:sz w:val="20"/>
-                <w:szCs w:val="20"/>
-              </w:rPr>
-            </w:pPr>
-          </w:p>
-        </w:tc>
-      </w:tr>
-      <w:tr>
-        <w:trPr>
-          <w:trHeight w:val="1283"/>
-        </w:trPr>
-        <w:tc>
-          <w:tcPr>
-            <w:tcW w:w="6555" w:type="dxa"/>
-            <w:gridSpan w:val="2"/>
-            <w:tcBorders>
-              <w:top w:val="single" w:sz="4" w:space="0" w:color="auto"/>
-              <w:bottom w:val="single" w:sz="4" w:space="0" w:color="auto"/>
-              <w:right w:val="single" w:sz="4" w:space="0" w:color="auto"/>
-            </w:tcBorders>
-          </w:tcPr>
-          <w:p>
-            <w:pPr>
-              <w:pStyle w:val="ListParagraph"/>
-              <w:widowControl w:val="0"/>
-              <w:numPr>
-                <w:ilvl w:val="0"/>
-                <w:numId w:val="3"/>
-              </w:numPr>
-              <w:autoSpaceDE w:val="0"/>
-              <w:autoSpaceDN w:val="0"/>
-              <w:adjustRightInd w:val="0"/>
-              <w:spacing w:after="0" w:line="240" w:lineRule="auto"/>
-              <w:ind w:left="539" w:hanging="270"/>
-              <w:jc w:val="both"/>
-              <w:rPr>
-                <w:rFonts w:cs="Calibri"/>
-                <w:color w:val="000000"/>
-                <w:sz w:val="20"/>
-                <w:szCs w:val="20"/>
-              </w:rPr>
-            </w:pPr>
-            <w:proofErr w:type="spellStart"/>
-            <w:r>
-              <w:rPr>
-                <w:rFonts w:cs="Calibri"/>
-                <w:color w:val="000000"/>
-                <w:sz w:val="20"/>
-                <w:szCs w:val="20"/>
-              </w:rPr>
-              <w:t>Keselarasan</w:t>
-            </w:r>
-            <w:proofErr w:type="spellEnd"/>
-            <w:r>
-              <w:rPr>
-                <w:rFonts w:cs="Calibri"/>
-                <w:color w:val="000000"/>
-                <w:sz w:val="20"/>
-                <w:szCs w:val="20"/>
-              </w:rPr>
-              <w:t xml:space="preserve"> </w:t>
-            </w:r>
-            <w:proofErr w:type="spellStart"/>
-            <w:r>
-              <w:rPr>
-                <w:rFonts w:cs="Calibri"/>
-                <w:color w:val="000000"/>
-                <w:sz w:val="20"/>
-                <w:szCs w:val="20"/>
-              </w:rPr>
-              <w:t>antara</w:t>
-            </w:r>
-            <w:proofErr w:type="spellEnd"/>
-            <w:r>
-              <w:rPr>
-                <w:rFonts w:cs="Calibri"/>
-                <w:color w:val="000000"/>
-                <w:sz w:val="20"/>
-                <w:szCs w:val="20"/>
-              </w:rPr>
-              <w:t xml:space="preserve"> </w:t>
-            </w:r>
-            <w:proofErr w:type="spellStart"/>
-            <w:r>
-              <w:rPr>
-                <w:rFonts w:cs="Calibri"/>
-                <w:color w:val="000000"/>
-                <w:sz w:val="20"/>
-                <w:szCs w:val="20"/>
-              </w:rPr>
-              <w:t>Judul</w:t>
-            </w:r>
-            <w:proofErr w:type="spellEnd"/>
-            <w:r>
-              <w:rPr>
-                <w:rFonts w:cs="Calibri"/>
-                <w:color w:val="000000"/>
-                <w:sz w:val="20"/>
-                <w:szCs w:val="20"/>
-              </w:rPr>
-              <w:t xml:space="preserve">, </w:t>
-            </w:r>
-            <w:proofErr w:type="spellStart"/>
-            <w:r>
-              <w:rPr>
-                <w:rFonts w:cs="Calibri"/>
-                <w:color w:val="000000"/>
-                <w:sz w:val="20"/>
-                <w:szCs w:val="20"/>
-              </w:rPr>
-              <w:t>Latar</w:t>
-            </w:r>
-            <w:proofErr w:type="spellEnd"/>
-            <w:r>
-              <w:rPr>
-                <w:rFonts w:cs="Calibri"/>
-                <w:color w:val="000000"/>
-                <w:sz w:val="20"/>
-                <w:szCs w:val="20"/>
-              </w:rPr>
-              <w:t xml:space="preserve"> </w:t>
-            </w:r>
-            <w:proofErr w:type="spellStart"/>
-            <w:r>
-              <w:rPr>
-                <w:rFonts w:cs="Calibri"/>
-                <w:color w:val="000000"/>
-                <w:sz w:val="20"/>
-                <w:szCs w:val="20"/>
-              </w:rPr>
-              <w:t>Belakang</w:t>
-            </w:r>
-            <w:proofErr w:type="spellEnd"/>
-            <w:r>
-              <w:rPr>
-                <w:rFonts w:cs="Calibri"/>
-                <w:color w:val="000000"/>
-                <w:sz w:val="20"/>
-                <w:szCs w:val="20"/>
-              </w:rPr>
-              <w:t>/</w:t>
-            </w:r>
-            <w:proofErr w:type="spellStart"/>
-            <w:r>
-              <w:rPr>
-                <w:rFonts w:cs="Calibri"/>
-                <w:color w:val="000000"/>
-                <w:sz w:val="20"/>
-                <w:szCs w:val="20"/>
-              </w:rPr>
-              <w:t>Masalah</w:t>
-            </w:r>
-            <w:proofErr w:type="spellEnd"/>
-            <w:r>
-              <w:rPr>
-                <w:rFonts w:cs="Calibri"/>
-                <w:color w:val="000000"/>
-                <w:sz w:val="20"/>
-                <w:szCs w:val="20"/>
-              </w:rPr>
-              <w:t xml:space="preserve">, </w:t>
-            </w:r>
-            <w:proofErr w:type="spellStart"/>
-            <w:r>
-              <w:rPr>
-                <w:rFonts w:cs="Calibri"/>
-                <w:color w:val="000000"/>
-                <w:sz w:val="20"/>
-                <w:szCs w:val="20"/>
-              </w:rPr>
-              <w:t>Tujuan</w:t>
-            </w:r>
-            <w:proofErr w:type="spellEnd"/>
-            <w:r>
-              <w:rPr>
-                <w:rFonts w:cs="Calibri"/>
-                <w:color w:val="000000"/>
-                <w:sz w:val="20"/>
-                <w:szCs w:val="20"/>
-              </w:rPr>
-              <w:t xml:space="preserve">, </w:t>
-            </w:r>
-            <w:proofErr w:type="spellStart"/>
-            <w:r>
-              <w:rPr>
-                <w:rFonts w:cs="Calibri"/>
-                <w:color w:val="000000"/>
-                <w:sz w:val="20"/>
-                <w:szCs w:val="20"/>
-              </w:rPr>
-              <w:t>Metode</w:t>
-            </w:r>
-            <w:proofErr w:type="spellEnd"/>
-            <w:r>
-              <w:rPr>
-                <w:rFonts w:cs="Calibri"/>
-                <w:color w:val="000000"/>
-                <w:sz w:val="20"/>
-                <w:szCs w:val="20"/>
-              </w:rPr>
-              <w:t xml:space="preserve">, dan </w:t>
-            </w:r>
-            <w:proofErr w:type="spellStart"/>
-            <w:r>
-              <w:rPr>
-                <w:rFonts w:cs="Calibri"/>
-                <w:color w:val="000000"/>
-                <w:sz w:val="20"/>
-                <w:szCs w:val="20"/>
-              </w:rPr>
-              <w:t>Landasan</w:t>
-            </w:r>
-            <w:proofErr w:type="spellEnd"/>
-            <w:r>
-              <w:rPr>
-                <w:rFonts w:cs="Calibri"/>
-                <w:color w:val="000000"/>
-                <w:sz w:val="20"/>
-                <w:szCs w:val="20"/>
-              </w:rPr>
-              <w:t xml:space="preserve"> </w:t>
-            </w:r>
-            <w:proofErr w:type="spellStart"/>
-            <w:r>
-              <w:rPr>
-                <w:rFonts w:cs="Calibri"/>
-                <w:color w:val="000000"/>
-                <w:sz w:val="20"/>
-                <w:szCs w:val="20"/>
-              </w:rPr>
-              <w:t>Teori</w:t>
-            </w:r>
-            <w:proofErr w:type="spellEnd"/>
-            <w:r>
-              <w:rPr>
-                <w:rFonts w:cs="Calibri"/>
-                <w:color w:val="000000"/>
-                <w:sz w:val="20"/>
-                <w:szCs w:val="20"/>
-              </w:rPr>
-              <w:t xml:space="preserve">; Daftar Pustaka </w:t>
-            </w:r>
-            <w:proofErr w:type="spellStart"/>
-            <w:r>
-              <w:rPr>
-                <w:rFonts w:cs="Calibri"/>
-                <w:color w:val="000000"/>
-                <w:sz w:val="20"/>
-                <w:szCs w:val="20"/>
-              </w:rPr>
-              <w:t>memuat</w:t>
-            </w:r>
-            <w:proofErr w:type="spellEnd"/>
-            <w:r>
-              <w:rPr>
-                <w:rFonts w:cs="Calibri"/>
-                <w:color w:val="000000"/>
-                <w:sz w:val="20"/>
-                <w:szCs w:val="20"/>
-              </w:rPr>
-              <w:t xml:space="preserve"> minimal 5 </w:t>
-            </w:r>
-            <w:proofErr w:type="spellStart"/>
-            <w:r>
-              <w:rPr>
-                <w:rFonts w:cs="Calibri"/>
-                <w:color w:val="000000"/>
-                <w:sz w:val="20"/>
-                <w:szCs w:val="20"/>
-              </w:rPr>
-              <w:t>buku</w:t>
-            </w:r>
-            <w:proofErr w:type="spellEnd"/>
-            <w:r>
-              <w:rPr>
-                <w:rFonts w:cs="Calibri"/>
-                <w:color w:val="000000"/>
-                <w:sz w:val="20"/>
-                <w:szCs w:val="20"/>
-              </w:rPr>
-              <w:t xml:space="preserve"> dan/</w:t>
-            </w:r>
-            <w:proofErr w:type="spellStart"/>
-            <w:r>
-              <w:rPr>
-                <w:rFonts w:cs="Calibri"/>
-                <w:color w:val="000000"/>
-                <w:sz w:val="20"/>
-                <w:szCs w:val="20"/>
-              </w:rPr>
-              <w:t>atau</w:t>
-            </w:r>
-            <w:proofErr w:type="spellEnd"/>
-            <w:r>
-              <w:rPr>
-                <w:rFonts w:cs="Calibri"/>
-                <w:color w:val="000000"/>
-                <w:sz w:val="20"/>
-                <w:szCs w:val="20"/>
-              </w:rPr>
-              <w:t xml:space="preserve"> </w:t>
-            </w:r>
-            <w:proofErr w:type="spellStart"/>
-            <w:r>
-              <w:rPr>
-                <w:rFonts w:cs="Calibri"/>
-                <w:color w:val="000000"/>
-                <w:sz w:val="20"/>
-                <w:szCs w:val="20"/>
-              </w:rPr>
-              <w:t>jurnal</w:t>
-            </w:r>
-            <w:proofErr w:type="spellEnd"/>
-            <w:r>
-              <w:rPr>
-                <w:rFonts w:cs="Calibri"/>
-                <w:color w:val="000000"/>
-                <w:sz w:val="20"/>
-                <w:szCs w:val="20"/>
-              </w:rPr>
-              <w:t xml:space="preserve"> </w:t>
-            </w:r>
-            <w:proofErr w:type="spellStart"/>
-            <w:r>
-              <w:rPr>
-                <w:rFonts w:cs="Calibri"/>
-                <w:color w:val="000000"/>
-                <w:sz w:val="20"/>
-                <w:szCs w:val="20"/>
-              </w:rPr>
-              <w:t>terkini</w:t>
-            </w:r>
-            <w:proofErr w:type="spellEnd"/>
-            <w:r>
-              <w:rPr>
-                <w:rFonts w:cs="Calibri"/>
-                <w:color w:val="000000"/>
-                <w:sz w:val="20"/>
-                <w:szCs w:val="20"/>
-              </w:rPr>
-              <w:t xml:space="preserve"> </w:t>
-            </w:r>
-            <w:proofErr w:type="spellStart"/>
-            <w:r>
-              <w:rPr>
-                <w:rFonts w:cs="Calibri"/>
-                <w:color w:val="000000"/>
-                <w:sz w:val="20"/>
-                <w:szCs w:val="20"/>
-              </w:rPr>
-              <w:t>dengan</w:t>
-            </w:r>
-            <w:proofErr w:type="spellEnd"/>
-            <w:r>
-              <w:rPr>
-                <w:rFonts w:cs="Calibri"/>
-                <w:color w:val="000000"/>
-                <w:sz w:val="20"/>
-                <w:szCs w:val="20"/>
-              </w:rPr>
-              <w:t xml:space="preserve"> </w:t>
-            </w:r>
-            <w:proofErr w:type="spellStart"/>
-            <w:r>
-              <w:rPr>
-                <w:rFonts w:cs="Calibri"/>
-                <w:color w:val="000000"/>
-                <w:sz w:val="20"/>
-                <w:szCs w:val="20"/>
-              </w:rPr>
-              <w:t>kualitas</w:t>
-            </w:r>
-            <w:proofErr w:type="spellEnd"/>
-            <w:r>
-              <w:rPr>
-                <w:rFonts w:cs="Calibri"/>
-                <w:color w:val="000000"/>
-                <w:sz w:val="20"/>
-                <w:szCs w:val="20"/>
-              </w:rPr>
-              <w:t xml:space="preserve"> </w:t>
-            </w:r>
-            <w:proofErr w:type="spellStart"/>
-            <w:r>
-              <w:rPr>
-                <w:rFonts w:cs="Calibri"/>
-                <w:color w:val="000000"/>
-                <w:sz w:val="20"/>
-                <w:szCs w:val="20"/>
-              </w:rPr>
-              <w:t>akademik</w:t>
-            </w:r>
-            <w:proofErr w:type="spellEnd"/>
-            <w:r>
-              <w:rPr>
-                <w:rFonts w:cs="Calibri"/>
-                <w:color w:val="000000"/>
-                <w:sz w:val="20"/>
-                <w:szCs w:val="20"/>
-              </w:rPr>
-              <w:t xml:space="preserve"> </w:t>
-            </w:r>
-            <w:proofErr w:type="spellStart"/>
-            <w:r>
-              <w:rPr>
-                <w:rFonts w:cs="Calibri"/>
-                <w:color w:val="000000"/>
-                <w:sz w:val="20"/>
-                <w:szCs w:val="20"/>
-              </w:rPr>
-              <w:t>terpercaya</w:t>
-            </w:r>
-            <w:proofErr w:type="spellEnd"/>
-            <w:r>
-              <w:rPr>
-                <w:rFonts w:cs="Calibri"/>
-                <w:color w:val="000000"/>
-                <w:sz w:val="20"/>
-                <w:szCs w:val="20"/>
-              </w:rPr>
-              <w:t xml:space="preserve">. </w:t>
-            </w:r>
-            <w:proofErr w:type="spellStart"/>
-            <w:r>
-              <w:rPr>
-                <w:rFonts w:cs="Calibri"/>
-                <w:color w:val="000000"/>
-                <w:sz w:val="20"/>
-                <w:szCs w:val="20"/>
-              </w:rPr>
-              <w:t>Tidak</w:t>
-            </w:r>
-            <w:proofErr w:type="spellEnd"/>
-            <w:r>
-              <w:rPr>
-                <w:rFonts w:cs="Calibri"/>
-                <w:color w:val="000000"/>
-                <w:sz w:val="20"/>
-                <w:szCs w:val="20"/>
-              </w:rPr>
-              <w:t xml:space="preserve"> </w:t>
-            </w:r>
-            <w:proofErr w:type="spellStart"/>
-            <w:r>
-              <w:rPr>
-                <w:rFonts w:cs="Calibri"/>
-                <w:color w:val="000000"/>
-                <w:sz w:val="20"/>
-                <w:szCs w:val="20"/>
-              </w:rPr>
-              <w:t>memuat</w:t>
-            </w:r>
-            <w:proofErr w:type="spellEnd"/>
-            <w:r>
-              <w:rPr>
-                <w:rFonts w:cs="Calibri"/>
-                <w:color w:val="000000"/>
-                <w:sz w:val="20"/>
-                <w:szCs w:val="20"/>
-              </w:rPr>
-              <w:t xml:space="preserve"> </w:t>
-            </w:r>
-            <w:proofErr w:type="spellStart"/>
-            <w:r>
-              <w:rPr>
-                <w:rFonts w:cs="Calibri"/>
-                <w:color w:val="000000"/>
-                <w:sz w:val="20"/>
-                <w:szCs w:val="20"/>
-              </w:rPr>
-              <w:t>majalah</w:t>
-            </w:r>
-            <w:proofErr w:type="spellEnd"/>
-            <w:r>
-              <w:rPr>
-                <w:rFonts w:cs="Calibri"/>
-                <w:color w:val="000000"/>
-                <w:sz w:val="20"/>
-                <w:szCs w:val="20"/>
-              </w:rPr>
-              <w:t xml:space="preserve"> (</w:t>
-            </w:r>
-            <w:proofErr w:type="spellStart"/>
-            <w:r>
-              <w:rPr>
-                <w:rFonts w:cs="Calibri"/>
-                <w:color w:val="000000"/>
-                <w:sz w:val="20"/>
-                <w:szCs w:val="20"/>
-              </w:rPr>
-              <w:t>kecuali</w:t>
-            </w:r>
-            <w:proofErr w:type="spellEnd"/>
-            <w:r>
-              <w:rPr>
-                <w:rFonts w:cs="Calibri"/>
-                <w:color w:val="000000"/>
-                <w:sz w:val="20"/>
-                <w:szCs w:val="20"/>
-              </w:rPr>
-              <w:t xml:space="preserve"> yang </w:t>
-            </w:r>
-            <w:proofErr w:type="spellStart"/>
-            <w:r>
-              <w:rPr>
-                <w:rFonts w:cs="Calibri"/>
-                <w:color w:val="000000"/>
-                <w:sz w:val="20"/>
-                <w:szCs w:val="20"/>
-              </w:rPr>
-              <w:t>memiliki</w:t>
-            </w:r>
-            <w:proofErr w:type="spellEnd"/>
-            <w:r>
-              <w:rPr>
-                <w:rFonts w:cs="Calibri"/>
-                <w:color w:val="000000"/>
-                <w:sz w:val="20"/>
-                <w:szCs w:val="20"/>
-              </w:rPr>
-              <w:t xml:space="preserve"> </w:t>
-            </w:r>
-            <w:proofErr w:type="spellStart"/>
-            <w:r>
-              <w:rPr>
-                <w:rFonts w:cs="Calibri"/>
-                <w:color w:val="000000"/>
-                <w:sz w:val="20"/>
-                <w:szCs w:val="20"/>
-              </w:rPr>
-              <w:t>reputasi</w:t>
-            </w:r>
-            <w:proofErr w:type="spellEnd"/>
-            <w:r>
-              <w:rPr>
-                <w:rFonts w:cs="Calibri"/>
-                <w:color w:val="000000"/>
-                <w:sz w:val="20"/>
-                <w:szCs w:val="20"/>
-              </w:rPr>
-              <w:t xml:space="preserve"> </w:t>
-            </w:r>
-            <w:proofErr w:type="spellStart"/>
-            <w:r>
-              <w:rPr>
-                <w:rFonts w:cs="Calibri"/>
-                <w:color w:val="000000"/>
-                <w:sz w:val="20"/>
-                <w:szCs w:val="20"/>
-              </w:rPr>
-              <w:t>bagus</w:t>
-            </w:r>
-            <w:proofErr w:type="spellEnd"/>
-            <w:r>
-              <w:rPr>
-                <w:rFonts w:cs="Calibri"/>
-                <w:color w:val="000000"/>
-                <w:sz w:val="20"/>
-                <w:szCs w:val="20"/>
-              </w:rPr>
-              <w:t xml:space="preserve">), </w:t>
-            </w:r>
-            <w:proofErr w:type="spellStart"/>
-            <w:r>
-              <w:rPr>
-                <w:rFonts w:cs="Calibri"/>
-                <w:color w:val="000000"/>
-                <w:sz w:val="20"/>
-                <w:szCs w:val="20"/>
-              </w:rPr>
-              <w:t>koran</w:t>
-            </w:r>
-            <w:proofErr w:type="spellEnd"/>
-            <w:r>
-              <w:rPr>
-                <w:rFonts w:cs="Calibri"/>
-                <w:color w:val="000000"/>
-                <w:sz w:val="20"/>
-                <w:szCs w:val="20"/>
-              </w:rPr>
-              <w:t>, tabloid, dan situs blog;</w:t>
-            </w:r>
-          </w:p>
-        </w:tc>
-        <w:tc>
-          <w:tcPr>
-            <w:tcW w:w="825" w:type="dxa"/>
-            <w:tcBorders>
-              <w:top w:val="single" w:sz="4" w:space="0" w:color="auto"/>
-              <w:left w:val="single" w:sz="4" w:space="0" w:color="auto"/>
-              <w:bottom w:val="single" w:sz="4" w:space="0" w:color="auto"/>
-            </w:tcBorders>
-          </w:tcPr>
-          <w:p>
-            <w:pPr>
-              <w:widowControl w:val="0"/>
-              <w:autoSpaceDE w:val="0"/>
-              <w:autoSpaceDN w:val="0"/>
-              <w:adjustRightInd w:val="0"/>
-              <w:spacing w:line="240" w:lineRule="auto"/>
-              <w:ind w:left="285"/>
-              <w:rPr>
-                <w:rFonts w:cs="Calibri"/>
-                <w:b/>
-                <w:bCs/>
-                <w:color w:val="000000"/>
-                <w:sz w:val="20"/>
-                <w:szCs w:val="20"/>
-              </w:rPr>
-            </w:pPr>
-          </w:p>
-        </w:tc>
-        <w:tc>
-          <w:tcPr>
-            <w:tcW w:w="900" w:type="dxa"/>
-            <w:tcBorders>
-              <w:top w:val="single" w:sz="4" w:space="0" w:color="auto"/>
-              <w:bottom w:val="single" w:sz="4" w:space="0" w:color="auto"/>
-            </w:tcBorders>
-          </w:tcPr>
-          <w:p>
-            <w:pPr>
-              <w:widowControl w:val="0"/>
-              <w:autoSpaceDE w:val="0"/>
-              <w:autoSpaceDN w:val="0"/>
-              <w:adjustRightInd w:val="0"/>
-              <w:spacing w:line="240" w:lineRule="auto"/>
-              <w:ind w:left="132"/>
-              <w:rPr>
-                <w:rFonts w:cs="Calibri"/>
-                <w:bCs/>
-                <w:color w:val="000000"/>
-                <w:sz w:val="20"/>
-                <w:szCs w:val="20"/>
-              </w:rPr>
-            </w:pPr>
-            <w:r>
-              <w:rPr>
-                <w:rFonts w:cs="Calibri"/>
-                <w:bCs/>
-                <w:color w:val="000000"/>
-                <w:sz w:val="20"/>
-                <w:szCs w:val="20"/>
-              </w:rPr>
-              <w:t>15%</w:t>
-            </w:r>
-          </w:p>
-          <w:p>
-            <w:pPr>
-              <w:widowControl w:val="0"/>
-              <w:autoSpaceDE w:val="0"/>
-              <w:autoSpaceDN w:val="0"/>
-              <w:adjustRightInd w:val="0"/>
-              <w:spacing w:line="240" w:lineRule="auto"/>
-              <w:ind w:left="132"/>
-              <w:rPr>
-                <w:rFonts w:cs="Calibri"/>
-                <w:bCs/>
-                <w:color w:val="000000"/>
-                <w:sz w:val="20"/>
-                <w:szCs w:val="20"/>
-              </w:rPr>
-            </w:pPr>
-          </w:p>
-          <w:p>
-            <w:pPr>
-              <w:widowControl w:val="0"/>
-              <w:autoSpaceDE w:val="0"/>
-              <w:autoSpaceDN w:val="0"/>
-              <w:adjustRightInd w:val="0"/>
-              <w:spacing w:line="240" w:lineRule="auto"/>
-              <w:rPr>
-                <w:rFonts w:cs="Calibri"/>
-                <w:bCs/>
-                <w:color w:val="000000"/>
-                <w:sz w:val="20"/>
-                <w:szCs w:val="20"/>
-              </w:rPr>
-            </w:pPr>
-          </w:p>
-        </w:tc>
-        <w:tc>
-          <w:tcPr>
-            <w:tcW w:w="1359" w:type="dxa"/>
-            <w:tcBorders>
-              <w:top w:val="single" w:sz="4" w:space="0" w:color="auto"/>
-              <w:bottom w:val="single" w:sz="4" w:space="0" w:color="auto"/>
-            </w:tcBorders>
-          </w:tcPr>
-          <w:p>
-            <w:pPr>
-              <w:spacing w:line="240" w:lineRule="auto"/>
-              <w:rPr>
-                <w:rFonts w:cs="Calibri"/>
-                <w:sz w:val="20"/>
-                <w:szCs w:val="20"/>
-              </w:rPr>
-            </w:pPr>
-          </w:p>
-        </w:tc>
-      </w:tr>
-      <w:tr>
-        <w:trPr>
-          <w:trHeight w:val="495"/>
-        </w:trPr>
-        <w:tc>
-          <w:tcPr>
-            <w:tcW w:w="6555" w:type="dxa"/>
-            <w:gridSpan w:val="2"/>
-            <w:tcBorders>
-              <w:top w:val="single" w:sz="4" w:space="0" w:color="auto"/>
-              <w:bottom w:val="single" w:sz="4" w:space="0" w:color="auto"/>
-              <w:right w:val="single" w:sz="4" w:space="0" w:color="auto"/>
-            </w:tcBorders>
-          </w:tcPr>
-          <w:p>
-            <w:pPr>
-              <w:pStyle w:val="ListParagraph"/>
-              <w:widowControl w:val="0"/>
-              <w:numPr>
-                <w:ilvl w:val="0"/>
-                <w:numId w:val="3"/>
-              </w:numPr>
-              <w:autoSpaceDE w:val="0"/>
-              <w:autoSpaceDN w:val="0"/>
-              <w:adjustRightInd w:val="0"/>
-              <w:spacing w:after="0" w:line="240" w:lineRule="auto"/>
-              <w:ind w:left="539" w:hanging="270"/>
-              <w:jc w:val="both"/>
-              <w:rPr>
-                <w:rFonts w:cs="Calibri"/>
-                <w:color w:val="000000"/>
-                <w:sz w:val="20"/>
-                <w:szCs w:val="20"/>
-              </w:rPr>
-            </w:pPr>
-            <w:proofErr w:type="spellStart"/>
-            <w:r>
-              <w:rPr>
-                <w:rFonts w:cs="Calibri"/>
-                <w:color w:val="000000"/>
-                <w:sz w:val="20"/>
-                <w:szCs w:val="20"/>
-              </w:rPr>
-              <w:t>Kelayakan</w:t>
-            </w:r>
-            <w:proofErr w:type="spellEnd"/>
-            <w:r>
-              <w:rPr>
-                <w:rFonts w:cs="Calibri"/>
-                <w:color w:val="000000"/>
-                <w:sz w:val="20"/>
-                <w:szCs w:val="20"/>
-              </w:rPr>
-              <w:t xml:space="preserve"> (</w:t>
-            </w:r>
-            <w:proofErr w:type="spellStart"/>
-            <w:r>
-              <w:rPr>
-                <w:rFonts w:cs="Calibri"/>
-                <w:color w:val="000000"/>
-                <w:sz w:val="20"/>
-                <w:szCs w:val="20"/>
-              </w:rPr>
-              <w:t>biaya</w:t>
-            </w:r>
-            <w:proofErr w:type="spellEnd"/>
-            <w:r>
-              <w:rPr>
-                <w:rFonts w:cs="Calibri"/>
-                <w:color w:val="000000"/>
-                <w:sz w:val="20"/>
-                <w:szCs w:val="20"/>
-              </w:rPr>
-              <w:t xml:space="preserve">, </w:t>
-            </w:r>
-            <w:proofErr w:type="spellStart"/>
-            <w:r>
-              <w:rPr>
-                <w:rFonts w:cs="Calibri"/>
-                <w:color w:val="000000"/>
-                <w:sz w:val="20"/>
-                <w:szCs w:val="20"/>
-              </w:rPr>
-              <w:t>waktu</w:t>
-            </w:r>
-            <w:proofErr w:type="spellEnd"/>
-            <w:r>
-              <w:rPr>
-                <w:rFonts w:cs="Calibri"/>
-                <w:color w:val="000000"/>
-                <w:sz w:val="20"/>
-                <w:szCs w:val="20"/>
-              </w:rPr>
-              <w:t xml:space="preserve"> dan </w:t>
-            </w:r>
-            <w:proofErr w:type="spellStart"/>
-            <w:r>
-              <w:rPr>
-                <w:rFonts w:cs="Calibri"/>
-                <w:color w:val="000000"/>
-                <w:sz w:val="20"/>
-                <w:szCs w:val="20"/>
-              </w:rPr>
-              <w:t>ketersediaan</w:t>
-            </w:r>
-            <w:proofErr w:type="spellEnd"/>
-            <w:r>
-              <w:rPr>
-                <w:rFonts w:cs="Calibri"/>
-                <w:color w:val="000000"/>
-                <w:sz w:val="20"/>
-                <w:szCs w:val="20"/>
-              </w:rPr>
-              <w:t xml:space="preserve"> </w:t>
-            </w:r>
-            <w:proofErr w:type="spellStart"/>
-            <w:r>
-              <w:rPr>
-                <w:rFonts w:cs="Calibri"/>
-                <w:color w:val="000000"/>
-                <w:sz w:val="20"/>
-                <w:szCs w:val="20"/>
-              </w:rPr>
-              <w:t>pembimbing</w:t>
-            </w:r>
-            <w:proofErr w:type="spellEnd"/>
-            <w:r>
-              <w:rPr>
-                <w:rFonts w:cs="Calibri"/>
-                <w:color w:val="000000"/>
-                <w:sz w:val="20"/>
-                <w:szCs w:val="20"/>
-              </w:rPr>
-              <w:t xml:space="preserve"> yang </w:t>
-            </w:r>
-            <w:proofErr w:type="spellStart"/>
-            <w:r>
-              <w:rPr>
-                <w:rFonts w:cs="Calibri"/>
-                <w:color w:val="000000"/>
-                <w:sz w:val="20"/>
-                <w:szCs w:val="20"/>
-              </w:rPr>
-              <w:t>sesuai</w:t>
-            </w:r>
-            <w:proofErr w:type="spellEnd"/>
-            <w:r>
-              <w:rPr>
-                <w:rFonts w:cs="Calibri"/>
-                <w:color w:val="000000"/>
-                <w:sz w:val="20"/>
-                <w:szCs w:val="20"/>
-              </w:rPr>
-              <w:t xml:space="preserve"> </w:t>
-            </w:r>
-            <w:proofErr w:type="spellStart"/>
-            <w:r>
-              <w:rPr>
-                <w:rFonts w:cs="Calibri"/>
-                <w:color w:val="000000"/>
-                <w:sz w:val="20"/>
-                <w:szCs w:val="20"/>
-              </w:rPr>
-              <w:t>dengan</w:t>
-            </w:r>
-            <w:proofErr w:type="spellEnd"/>
-            <w:r>
-              <w:rPr>
-                <w:rFonts w:cs="Calibri"/>
-                <w:color w:val="000000"/>
-                <w:sz w:val="20"/>
-                <w:szCs w:val="20"/>
-              </w:rPr>
-              <w:t xml:space="preserve"> </w:t>
-            </w:r>
-            <w:proofErr w:type="spellStart"/>
-            <w:r>
-              <w:rPr>
-                <w:rFonts w:cs="Calibri"/>
-                <w:color w:val="000000"/>
-                <w:sz w:val="20"/>
-                <w:szCs w:val="20"/>
-              </w:rPr>
-              <w:t>topik</w:t>
-            </w:r>
-            <w:proofErr w:type="spellEnd"/>
-            <w:r>
-              <w:rPr>
-                <w:rFonts w:cs="Calibri"/>
-                <w:color w:val="000000"/>
-                <w:sz w:val="20"/>
-                <w:szCs w:val="20"/>
-              </w:rPr>
-              <w:t xml:space="preserve"> </w:t>
-            </w:r>
-            <w:proofErr w:type="spellStart"/>
-            <w:r>
-              <w:rPr>
-                <w:rFonts w:cs="Calibri"/>
-                <w:color w:val="000000"/>
-                <w:sz w:val="20"/>
-                <w:szCs w:val="20"/>
-              </w:rPr>
-              <w:t>penelitian</w:t>
-            </w:r>
-            <w:proofErr w:type="spellEnd"/>
-            <w:r>
-              <w:rPr>
-                <w:rFonts w:cs="Calibri"/>
-                <w:color w:val="000000"/>
-                <w:sz w:val="20"/>
-                <w:szCs w:val="20"/>
-              </w:rPr>
-              <w:t>);</w:t>
-            </w:r>
-          </w:p>
-        </w:tc>
-        <w:tc>
-          <w:tcPr>
-            <w:tcW w:w="825" w:type="dxa"/>
-            <w:tcBorders>
-              <w:top w:val="single" w:sz="4" w:space="0" w:color="auto"/>
-              <w:left w:val="single" w:sz="4" w:space="0" w:color="auto"/>
-              <w:bottom w:val="single" w:sz="4" w:space="0" w:color="auto"/>
-            </w:tcBorders>
-          </w:tcPr>
-          <w:p>
-            <w:pPr>
-              <w:widowControl w:val="0"/>
-              <w:autoSpaceDE w:val="0"/>
-              <w:autoSpaceDN w:val="0"/>
-              <w:adjustRightInd w:val="0"/>
-              <w:spacing w:line="240" w:lineRule="auto"/>
-              <w:ind w:left="285"/>
-              <w:rPr>
-                <w:rFonts w:cs="Calibri"/>
-                <w:b/>
-                <w:bCs/>
-                <w:color w:val="000000"/>
-                <w:sz w:val="20"/>
-                <w:szCs w:val="20"/>
-              </w:rPr>
-            </w:pPr>
-          </w:p>
-        </w:tc>
-        <w:tc>
-          <w:tcPr>
-            <w:tcW w:w="900" w:type="dxa"/>
-            <w:tcBorders>
-              <w:top w:val="single" w:sz="4" w:space="0" w:color="auto"/>
-              <w:bottom w:val="single" w:sz="4" w:space="0" w:color="auto"/>
-            </w:tcBorders>
-          </w:tcPr>
-          <w:p>
-            <w:pPr>
-              <w:widowControl w:val="0"/>
-              <w:autoSpaceDE w:val="0"/>
-              <w:autoSpaceDN w:val="0"/>
-              <w:adjustRightInd w:val="0"/>
-              <w:spacing w:line="240" w:lineRule="auto"/>
-              <w:jc w:val="center"/>
-              <w:rPr>
-                <w:rFonts w:cs="Calibri"/>
-                <w:bCs/>
-                <w:color w:val="000000"/>
-                <w:sz w:val="20"/>
-                <w:szCs w:val="20"/>
-              </w:rPr>
-            </w:pPr>
-            <w:r>
-              <w:rPr>
-                <w:rFonts w:cs="Calibri"/>
-                <w:bCs/>
-                <w:color w:val="000000"/>
-                <w:sz w:val="20"/>
-                <w:szCs w:val="20"/>
-              </w:rPr>
-              <w:t>5%</w:t>
-            </w:r>
-          </w:p>
-        </w:tc>
-        <w:tc>
-          <w:tcPr>
-            <w:tcW w:w="1359" w:type="dxa"/>
-            <w:tcBorders>
-              <w:top w:val="single" w:sz="4" w:space="0" w:color="auto"/>
-              <w:bottom w:val="single" w:sz="4" w:space="0" w:color="auto"/>
-            </w:tcBorders>
-          </w:tcPr>
-          <w:p>
-            <w:pPr>
-              <w:spacing w:line="240" w:lineRule="auto"/>
-              <w:rPr>
-                <w:rFonts w:cs="Calibri"/>
-                <w:sz w:val="20"/>
-                <w:szCs w:val="20"/>
-              </w:rPr>
-            </w:pPr>
-          </w:p>
-        </w:tc>
-      </w:tr>
-      <w:tr>
-        <w:trPr>
-          <w:trHeight w:val="300"/>
-        </w:trPr>
-        <w:tc>
-          <w:tcPr>
-            <w:tcW w:w="8280" w:type="dxa"/>
-            <w:gridSpan w:val="4"/>
-            <w:tcBorders>
-              <w:top w:val="single" w:sz="4" w:space="0" w:color="auto"/>
-              <w:bottom w:val="single" w:sz="4" w:space="0" w:color="auto"/>
-              <w:right w:val="single" w:sz="4" w:space="0" w:color="auto"/>
-            </w:tcBorders>
-          </w:tcPr>
-          <w:p>
-            <w:pPr>
-              <w:spacing w:after="0" w:line="240" w:lineRule="auto"/>
-              <w:jc w:val="both"/>
-              <w:rPr>
-                <w:rFonts w:cs="Calibri"/>
-                <w:b/>
-                <w:sz w:val="20"/>
-                <w:szCs w:val="20"/>
-              </w:rPr>
-            </w:pPr>
-            <w:r>
-              <w:rPr>
-                <w:rFonts w:cs="Calibri"/>
-                <w:b/>
-                <w:sz w:val="20"/>
-                <w:szCs w:val="20"/>
-              </w:rPr>
-              <w:t>Total</w:t>
-            </w:r>
-          </w:p>
-        </w:tc>
-        <w:tc>
-          <w:tcPr>
-            <w:tcW w:w="1359" w:type="dxa"/>
-            <w:tcBorders>
-              <w:top w:val="single" w:sz="4" w:space="0" w:color="auto"/>
-              <w:left w:val="single" w:sz="4" w:space="0" w:color="auto"/>
-              <w:bottom w:val="single" w:sz="4" w:space="0" w:color="auto"/>
-            </w:tcBorders>
-          </w:tcPr>
-          <w:p>
-            <w:pPr>
-              <w:spacing w:after="0" w:line="240" w:lineRule="auto"/>
-              <w:jc w:val="both"/>
-              <w:rPr>
-                <w:rFonts w:cs="Calibri"/>
-                <w:b/>
-                <w:sz w:val="20"/>
-                <w:szCs w:val="20"/>
-              </w:rPr>
-            </w:pPr>
-          </w:p>
-        </w:tc>
-      </w:tr>
-      <w:tr>
-        <w:tc>
-          <w:tcPr>
-            <w:tcW w:w="6555" w:type="dxa"/>
-            <w:gridSpan w:val="2"/>
-            <w:tcBorders>
-              <w:right w:val="single" w:sz="4" w:space="0" w:color="auto"/>
-            </w:tcBorders>
-          </w:tcPr>
-          <w:p>
-            <w:pPr>
-              <w:pStyle w:val="ListParagraph"/>
-              <w:widowControl w:val="0"/>
-              <w:numPr>
-                <w:ilvl w:val="0"/>
-                <w:numId w:val="1"/>
-              </w:numPr>
-              <w:autoSpaceDE w:val="0"/>
-              <w:autoSpaceDN w:val="0"/>
-              <w:adjustRightInd w:val="0"/>
-              <w:spacing w:after="0" w:line="240" w:lineRule="auto"/>
-              <w:ind w:left="252" w:hanging="252"/>
-              <w:jc w:val="both"/>
-              <w:rPr>
-                <w:rFonts w:cs="Calibri"/>
-                <w:color w:val="000000"/>
-                <w:sz w:val="20"/>
-                <w:szCs w:val="20"/>
-              </w:rPr>
-            </w:pPr>
-            <w:proofErr w:type="spellStart"/>
-            <w:r>
-              <w:rPr>
-                <w:rFonts w:cs="Calibri"/>
-                <w:b/>
-                <w:bCs/>
-                <w:color w:val="000000"/>
-                <w:sz w:val="20"/>
-                <w:szCs w:val="20"/>
-              </w:rPr>
-              <w:t>Dokumen</w:t>
-            </w:r>
-            <w:proofErr w:type="spellEnd"/>
-            <w:r>
-              <w:rPr>
-                <w:rFonts w:cs="Calibri"/>
-                <w:b/>
-                <w:bCs/>
-                <w:color w:val="000000"/>
-                <w:sz w:val="20"/>
-                <w:szCs w:val="20"/>
-              </w:rPr>
-              <w:t xml:space="preserve"> Proposal TA: KUALITAS [Total 30%]</w:t>
-            </w:r>
-          </w:p>
-        </w:tc>
-        <w:tc>
-          <w:tcPr>
-            <w:tcW w:w="825" w:type="dxa"/>
-            <w:tcBorders>
-              <w:left w:val="single" w:sz="4" w:space="0" w:color="auto"/>
-            </w:tcBorders>
-          </w:tcPr>
-          <w:p>
-            <w:pPr>
-              <w:spacing w:line="240" w:lineRule="auto"/>
-              <w:jc w:val="center"/>
-              <w:rPr>
-                <w:rFonts w:cs="Calibri"/>
-                <w:b/>
-                <w:sz w:val="16"/>
-                <w:szCs w:val="20"/>
-              </w:rPr>
-            </w:pPr>
-            <w:r>
-              <w:rPr>
-                <w:rFonts w:cs="Calibri"/>
-                <w:b/>
-                <w:sz w:val="16"/>
-                <w:szCs w:val="20"/>
-              </w:rPr>
-              <w:t>0-100</w:t>
-            </w:r>
-          </w:p>
-        </w:tc>
-        <w:tc>
-          <w:tcPr>
-            <w:tcW w:w="900" w:type="dxa"/>
-            <w:tcBorders>
-              <w:right w:val="single" w:sz="4" w:space="0" w:color="auto"/>
-            </w:tcBorders>
-          </w:tcPr>
-          <w:p>
-            <w:pPr>
-              <w:spacing w:line="240" w:lineRule="auto"/>
-              <w:jc w:val="center"/>
-              <w:rPr>
-                <w:rFonts w:cs="Calibri"/>
-                <w:b/>
-                <w:sz w:val="16"/>
-                <w:szCs w:val="20"/>
-              </w:rPr>
-            </w:pPr>
-            <w:r>
-              <w:rPr>
-                <w:rFonts w:cs="Calibri"/>
-                <w:b/>
-                <w:sz w:val="16"/>
-                <w:szCs w:val="20"/>
-              </w:rPr>
-              <w:t>30%</w:t>
-            </w:r>
-          </w:p>
-        </w:tc>
-        <w:tc>
-          <w:tcPr>
-            <w:tcW w:w="1359" w:type="dxa"/>
-            <w:tcBorders>
-              <w:left w:val="single" w:sz="4" w:space="0" w:color="auto"/>
-            </w:tcBorders>
-          </w:tcPr>
-          <w:p>
-            <w:pPr>
-              <w:spacing w:line="240" w:lineRule="auto"/>
-              <w:jc w:val="center"/>
-              <w:rPr>
-                <w:rFonts w:cs="Calibri"/>
-                <w:b/>
-                <w:sz w:val="16"/>
-                <w:szCs w:val="20"/>
-              </w:rPr>
-            </w:pPr>
-            <w:r>
-              <w:rPr>
-                <w:rFonts w:cs="Calibri"/>
-                <w:b/>
-                <w:sz w:val="16"/>
-                <w:szCs w:val="20"/>
-              </w:rPr>
-              <w:t>2x3</w:t>
-            </w:r>
-          </w:p>
-        </w:tc>
-      </w:tr>
-      <w:tr>
-        <w:trPr>
-          <w:trHeight w:val="270"/>
-        </w:trPr>
-        <w:tc>
-          <w:tcPr>
-            <w:tcW w:w="6555" w:type="dxa"/>
-            <w:gridSpan w:val="2"/>
-            <w:tcBorders>
-              <w:bottom w:val="single" w:sz="4" w:space="0" w:color="auto"/>
-              <w:right w:val="single" w:sz="4" w:space="0" w:color="auto"/>
-            </w:tcBorders>
-          </w:tcPr>
-          <w:p>
-            <w:pPr>
-              <w:pStyle w:val="ListParagraph"/>
-              <w:widowControl w:val="0"/>
-              <w:numPr>
-                <w:ilvl w:val="0"/>
-                <w:numId w:val="5"/>
-              </w:numPr>
-              <w:autoSpaceDE w:val="0"/>
-              <w:autoSpaceDN w:val="0"/>
-              <w:adjustRightInd w:val="0"/>
-              <w:spacing w:after="0" w:line="240" w:lineRule="auto"/>
-              <w:ind w:left="539" w:hanging="270"/>
-              <w:jc w:val="both"/>
-              <w:rPr>
-                <w:rFonts w:cs="Calibri"/>
-                <w:color w:val="000000"/>
-                <w:sz w:val="20"/>
-                <w:szCs w:val="20"/>
-              </w:rPr>
-            </w:pPr>
-            <w:proofErr w:type="spellStart"/>
-            <w:r>
-              <w:rPr>
-                <w:rFonts w:cs="Calibri"/>
-                <w:color w:val="000000"/>
-                <w:sz w:val="20"/>
-                <w:szCs w:val="20"/>
-              </w:rPr>
-              <w:t>Metode</w:t>
-            </w:r>
-            <w:proofErr w:type="spellEnd"/>
-            <w:r>
-              <w:rPr>
-                <w:rFonts w:cs="Calibri"/>
-                <w:color w:val="000000"/>
-                <w:sz w:val="20"/>
-                <w:szCs w:val="20"/>
-              </w:rPr>
-              <w:t xml:space="preserve"> </w:t>
-            </w:r>
-            <w:proofErr w:type="spellStart"/>
-            <w:r>
-              <w:rPr>
-                <w:rFonts w:cs="Calibri"/>
-                <w:color w:val="000000"/>
-                <w:sz w:val="20"/>
-                <w:szCs w:val="20"/>
-              </w:rPr>
-              <w:t>Penelitian</w:t>
-            </w:r>
-            <w:proofErr w:type="spellEnd"/>
-            <w:r>
-              <w:rPr>
-                <w:rFonts w:cs="Calibri"/>
-                <w:color w:val="000000"/>
-                <w:sz w:val="20"/>
-                <w:szCs w:val="20"/>
-              </w:rPr>
-              <w:t xml:space="preserve"> (</w:t>
-            </w:r>
-            <w:proofErr w:type="spellStart"/>
-            <w:r>
-              <w:rPr>
-                <w:rFonts w:cs="Calibri"/>
-                <w:color w:val="000000"/>
-                <w:sz w:val="20"/>
-                <w:szCs w:val="20"/>
-              </w:rPr>
-              <w:t>jelas</w:t>
-            </w:r>
-            <w:proofErr w:type="spellEnd"/>
-            <w:r>
-              <w:rPr>
-                <w:rFonts w:cs="Calibri"/>
-                <w:color w:val="000000"/>
-                <w:sz w:val="20"/>
-                <w:szCs w:val="20"/>
-              </w:rPr>
-              <w:t xml:space="preserve"> dan detail);10, </w:t>
-            </w:r>
-          </w:p>
-        </w:tc>
-        <w:tc>
-          <w:tcPr>
-            <w:tcW w:w="825" w:type="dxa"/>
-            <w:tcBorders>
-              <w:left w:val="single" w:sz="4" w:space="0" w:color="auto"/>
-              <w:bottom w:val="single" w:sz="4" w:space="0" w:color="auto"/>
-            </w:tcBorders>
-          </w:tcPr>
-          <w:p>
-            <w:pPr>
-              <w:spacing w:after="120" w:line="240" w:lineRule="auto"/>
-              <w:jc w:val="center"/>
-              <w:rPr>
-                <w:rFonts w:cs="Calibri"/>
-                <w:b/>
-                <w:sz w:val="16"/>
-                <w:szCs w:val="20"/>
-              </w:rPr>
-            </w:pPr>
-          </w:p>
-        </w:tc>
-        <w:tc>
-          <w:tcPr>
-            <w:tcW w:w="900" w:type="dxa"/>
-            <w:tcBorders>
-              <w:bottom w:val="single" w:sz="4" w:space="0" w:color="auto"/>
-            </w:tcBorders>
-          </w:tcPr>
-          <w:p>
-            <w:pPr>
-              <w:widowControl w:val="0"/>
-              <w:autoSpaceDE w:val="0"/>
-              <w:autoSpaceDN w:val="0"/>
-              <w:adjustRightInd w:val="0"/>
-              <w:spacing w:after="0" w:line="240" w:lineRule="auto"/>
-              <w:ind w:left="132"/>
-              <w:rPr>
-                <w:rFonts w:cs="Calibri"/>
-                <w:b/>
-                <w:sz w:val="16"/>
-                <w:szCs w:val="20"/>
-              </w:rPr>
-            </w:pPr>
-            <w:r>
-              <w:rPr>
-                <w:rFonts w:cs="Calibri"/>
-                <w:bCs/>
-                <w:color w:val="000000"/>
-                <w:sz w:val="20"/>
-                <w:szCs w:val="14"/>
-              </w:rPr>
-              <w:t>10%</w:t>
-            </w:r>
-          </w:p>
-        </w:tc>
-        <w:tc>
-          <w:tcPr>
-            <w:tcW w:w="1359" w:type="dxa"/>
-            <w:tcBorders>
-              <w:bottom w:val="single" w:sz="4" w:space="0" w:color="auto"/>
-            </w:tcBorders>
-          </w:tcPr>
-          <w:p>
-            <w:pPr>
-              <w:spacing w:after="0" w:line="240" w:lineRule="auto"/>
-              <w:jc w:val="center"/>
-              <w:rPr>
-                <w:rFonts w:cs="Calibri"/>
-                <w:b/>
-                <w:sz w:val="16"/>
-                <w:szCs w:val="20"/>
-              </w:rPr>
-            </w:pPr>
-          </w:p>
-        </w:tc>
-      </w:tr>
-      <w:tr>
-        <w:trPr>
-          <w:trHeight w:val="237"/>
-        </w:trPr>
-        <w:tc>
-          <w:tcPr>
-            <w:tcW w:w="6555" w:type="dxa"/>
-            <w:gridSpan w:val="2"/>
-            <w:tcBorders>
-              <w:top w:val="single" w:sz="4" w:space="0" w:color="auto"/>
-              <w:bottom w:val="single" w:sz="4" w:space="0" w:color="auto"/>
-              <w:right w:val="single" w:sz="4" w:space="0" w:color="auto"/>
-            </w:tcBorders>
-          </w:tcPr>
-          <w:p>
-            <w:pPr>
-              <w:pStyle w:val="ListParagraph"/>
-              <w:widowControl w:val="0"/>
-              <w:numPr>
-                <w:ilvl w:val="0"/>
-                <w:numId w:val="5"/>
-              </w:numPr>
-              <w:autoSpaceDE w:val="0"/>
-              <w:autoSpaceDN w:val="0"/>
-              <w:adjustRightInd w:val="0"/>
-              <w:spacing w:after="0" w:line="240" w:lineRule="auto"/>
-              <w:ind w:left="539" w:hanging="270"/>
-              <w:jc w:val="both"/>
-              <w:rPr>
-                <w:rFonts w:cs="Calibri"/>
-                <w:color w:val="000000"/>
-                <w:sz w:val="20"/>
-                <w:szCs w:val="20"/>
-              </w:rPr>
-            </w:pPr>
-            <w:proofErr w:type="spellStart"/>
-            <w:r>
-              <w:rPr>
-                <w:rFonts w:cs="Calibri"/>
-                <w:color w:val="000000"/>
-                <w:sz w:val="20"/>
-                <w:szCs w:val="20"/>
-              </w:rPr>
-              <w:t>Sudah</w:t>
-            </w:r>
-            <w:proofErr w:type="spellEnd"/>
-            <w:r>
-              <w:rPr>
-                <w:rFonts w:cs="Calibri"/>
-                <w:color w:val="000000"/>
-                <w:sz w:val="20"/>
-                <w:szCs w:val="20"/>
-              </w:rPr>
-              <w:t xml:space="preserve"> </w:t>
-            </w:r>
-            <w:proofErr w:type="spellStart"/>
-            <w:r>
-              <w:rPr>
-                <w:rFonts w:cs="Calibri"/>
-                <w:color w:val="000000"/>
-                <w:sz w:val="20"/>
-                <w:szCs w:val="20"/>
-              </w:rPr>
-              <w:t>ada</w:t>
-            </w:r>
-            <w:proofErr w:type="spellEnd"/>
-            <w:r>
-              <w:rPr>
-                <w:rFonts w:cs="Calibri"/>
-                <w:color w:val="000000"/>
-                <w:sz w:val="20"/>
-                <w:szCs w:val="20"/>
-              </w:rPr>
-              <w:t xml:space="preserve"> initial result</w:t>
-            </w:r>
-          </w:p>
-        </w:tc>
-        <w:tc>
-          <w:tcPr>
-            <w:tcW w:w="825" w:type="dxa"/>
-            <w:tcBorders>
-              <w:top w:val="single" w:sz="4" w:space="0" w:color="auto"/>
-              <w:left w:val="single" w:sz="4" w:space="0" w:color="auto"/>
-              <w:bottom w:val="single" w:sz="4" w:space="0" w:color="auto"/>
-            </w:tcBorders>
-          </w:tcPr>
-          <w:p>
-            <w:pPr>
-              <w:spacing w:after="120" w:line="240" w:lineRule="auto"/>
-              <w:jc w:val="center"/>
-              <w:rPr>
-                <w:rFonts w:cs="Calibri"/>
-                <w:b/>
-                <w:sz w:val="16"/>
-                <w:szCs w:val="20"/>
-              </w:rPr>
-            </w:pPr>
-          </w:p>
-        </w:tc>
-        <w:tc>
-          <w:tcPr>
-            <w:tcW w:w="900" w:type="dxa"/>
-            <w:tcBorders>
-              <w:top w:val="single" w:sz="4" w:space="0" w:color="auto"/>
-              <w:bottom w:val="single" w:sz="4" w:space="0" w:color="auto"/>
-            </w:tcBorders>
-          </w:tcPr>
-          <w:p>
-            <w:pPr>
-              <w:widowControl w:val="0"/>
-              <w:autoSpaceDE w:val="0"/>
-              <w:autoSpaceDN w:val="0"/>
-              <w:adjustRightInd w:val="0"/>
-              <w:spacing w:after="0" w:line="240" w:lineRule="auto"/>
-              <w:ind w:left="132"/>
-              <w:rPr>
-                <w:rFonts w:cs="Calibri"/>
-                <w:bCs/>
-                <w:color w:val="000000"/>
-                <w:sz w:val="20"/>
-                <w:szCs w:val="14"/>
-              </w:rPr>
-            </w:pPr>
-            <w:r>
-              <w:rPr>
-                <w:rFonts w:cs="Calibri"/>
-                <w:bCs/>
-                <w:color w:val="000000"/>
-                <w:sz w:val="20"/>
-                <w:szCs w:val="14"/>
-              </w:rPr>
-              <w:t>10%</w:t>
-            </w:r>
-          </w:p>
-        </w:tc>
-        <w:tc>
-          <w:tcPr>
-            <w:tcW w:w="1359" w:type="dxa"/>
-            <w:tcBorders>
-              <w:top w:val="single" w:sz="4" w:space="0" w:color="auto"/>
-              <w:bottom w:val="single" w:sz="4" w:space="0" w:color="auto"/>
-            </w:tcBorders>
-          </w:tcPr>
-          <w:p>
-            <w:pPr>
-              <w:spacing w:after="0" w:line="240" w:lineRule="auto"/>
-              <w:jc w:val="center"/>
-              <w:rPr>
-                <w:rFonts w:cs="Calibri"/>
-                <w:b/>
-                <w:sz w:val="16"/>
-                <w:szCs w:val="20"/>
-              </w:rPr>
-            </w:pPr>
-          </w:p>
-        </w:tc>
-      </w:tr>
-      <w:tr>
-        <w:trPr>
-          <w:trHeight w:val="240"/>
-        </w:trPr>
-        <w:tc>
-          <w:tcPr>
-            <w:tcW w:w="6555" w:type="dxa"/>
-            <w:gridSpan w:val="2"/>
-            <w:tcBorders>
-              <w:top w:val="single" w:sz="4" w:space="0" w:color="auto"/>
-              <w:bottom w:val="single" w:sz="4" w:space="0" w:color="auto"/>
-              <w:right w:val="single" w:sz="4" w:space="0" w:color="auto"/>
-            </w:tcBorders>
-          </w:tcPr>
-          <w:p>
-            <w:pPr>
-              <w:pStyle w:val="ListParagraph"/>
-              <w:widowControl w:val="0"/>
-              <w:numPr>
-                <w:ilvl w:val="0"/>
-                <w:numId w:val="5"/>
-              </w:numPr>
-              <w:autoSpaceDE w:val="0"/>
-              <w:autoSpaceDN w:val="0"/>
-              <w:adjustRightInd w:val="0"/>
-              <w:spacing w:after="0" w:line="240" w:lineRule="auto"/>
-              <w:ind w:left="539" w:hanging="270"/>
-              <w:jc w:val="both"/>
-              <w:rPr>
-                <w:rFonts w:cs="Calibri"/>
-                <w:color w:val="000000"/>
-                <w:sz w:val="20"/>
-                <w:szCs w:val="20"/>
-              </w:rPr>
-            </w:pPr>
-            <w:proofErr w:type="spellStart"/>
-            <w:r>
-              <w:rPr>
-                <w:rFonts w:cs="Calibri"/>
-                <w:color w:val="000000"/>
-                <w:sz w:val="20"/>
-                <w:szCs w:val="20"/>
-              </w:rPr>
-              <w:t>Orisinalitas</w:t>
-            </w:r>
-            <w:proofErr w:type="spellEnd"/>
-            <w:r>
-              <w:rPr>
-                <w:rFonts w:cs="Calibri"/>
-                <w:color w:val="000000"/>
-                <w:sz w:val="20"/>
-                <w:szCs w:val="20"/>
-              </w:rPr>
-              <w:t xml:space="preserve"> </w:t>
-            </w:r>
-            <w:proofErr w:type="spellStart"/>
-            <w:r>
-              <w:rPr>
-                <w:rFonts w:cs="Calibri"/>
-                <w:color w:val="000000"/>
-                <w:sz w:val="20"/>
-                <w:szCs w:val="20"/>
-              </w:rPr>
-              <w:t>penelitian</w:t>
-            </w:r>
-            <w:proofErr w:type="spellEnd"/>
-            <w:r>
-              <w:rPr>
-                <w:rFonts w:cs="Calibri"/>
-                <w:color w:val="000000"/>
-                <w:sz w:val="20"/>
-                <w:szCs w:val="20"/>
-              </w:rPr>
-              <w:t>;</w:t>
-            </w:r>
-          </w:p>
-        </w:tc>
-        <w:tc>
-          <w:tcPr>
-            <w:tcW w:w="825" w:type="dxa"/>
-            <w:tcBorders>
-              <w:top w:val="single" w:sz="4" w:space="0" w:color="auto"/>
-              <w:left w:val="single" w:sz="4" w:space="0" w:color="auto"/>
-              <w:bottom w:val="single" w:sz="4" w:space="0" w:color="auto"/>
-            </w:tcBorders>
-          </w:tcPr>
-          <w:p>
-            <w:pPr>
-              <w:spacing w:after="120" w:line="240" w:lineRule="auto"/>
-              <w:jc w:val="center"/>
-              <w:rPr>
-                <w:rFonts w:cs="Calibri"/>
-                <w:b/>
-                <w:sz w:val="16"/>
-                <w:szCs w:val="20"/>
-              </w:rPr>
-            </w:pPr>
-          </w:p>
-        </w:tc>
-        <w:tc>
-          <w:tcPr>
-            <w:tcW w:w="900" w:type="dxa"/>
-            <w:tcBorders>
-              <w:top w:val="single" w:sz="4" w:space="0" w:color="auto"/>
-              <w:bottom w:val="single" w:sz="4" w:space="0" w:color="auto"/>
-            </w:tcBorders>
-          </w:tcPr>
-          <w:p>
-            <w:pPr>
-              <w:widowControl w:val="0"/>
-              <w:autoSpaceDE w:val="0"/>
-              <w:autoSpaceDN w:val="0"/>
-              <w:adjustRightInd w:val="0"/>
-              <w:spacing w:after="0" w:line="240" w:lineRule="auto"/>
-              <w:jc w:val="center"/>
-              <w:rPr>
-                <w:rFonts w:cs="Calibri"/>
-                <w:bCs/>
-                <w:color w:val="000000"/>
-                <w:sz w:val="20"/>
-                <w:szCs w:val="14"/>
-              </w:rPr>
-            </w:pPr>
-            <w:r>
-              <w:rPr>
-                <w:rFonts w:cs="Calibri"/>
-                <w:bCs/>
-                <w:color w:val="000000"/>
-                <w:sz w:val="20"/>
-                <w:szCs w:val="14"/>
-              </w:rPr>
-              <w:t>5%</w:t>
-            </w:r>
-          </w:p>
-        </w:tc>
-        <w:tc>
-          <w:tcPr>
-            <w:tcW w:w="1359" w:type="dxa"/>
-            <w:tcBorders>
-              <w:top w:val="single" w:sz="4" w:space="0" w:color="auto"/>
-              <w:bottom w:val="single" w:sz="4" w:space="0" w:color="auto"/>
-            </w:tcBorders>
-          </w:tcPr>
-          <w:p>
-            <w:pPr>
-              <w:spacing w:after="0" w:line="240" w:lineRule="auto"/>
-              <w:jc w:val="center"/>
-              <w:rPr>
-                <w:rFonts w:cs="Calibri"/>
-                <w:b/>
-                <w:sz w:val="16"/>
-                <w:szCs w:val="20"/>
-              </w:rPr>
-            </w:pPr>
-          </w:p>
-        </w:tc>
-      </w:tr>
-      <w:tr>
-        <w:trPr>
-          <w:trHeight w:val="233"/>
-        </w:trPr>
-        <w:tc>
-          <w:tcPr>
-            <w:tcW w:w="6555" w:type="dxa"/>
-            <w:gridSpan w:val="2"/>
-            <w:tcBorders>
-              <w:top w:val="single" w:sz="4" w:space="0" w:color="auto"/>
-              <w:bottom w:val="single" w:sz="4" w:space="0" w:color="auto"/>
-              <w:right w:val="single" w:sz="4" w:space="0" w:color="auto"/>
-            </w:tcBorders>
-          </w:tcPr>
-          <w:p>
-            <w:pPr>
-              <w:pStyle w:val="ListParagraph"/>
-              <w:widowControl w:val="0"/>
-              <w:numPr>
-                <w:ilvl w:val="0"/>
-                <w:numId w:val="5"/>
-              </w:numPr>
-              <w:autoSpaceDE w:val="0"/>
-              <w:autoSpaceDN w:val="0"/>
-              <w:adjustRightInd w:val="0"/>
-              <w:spacing w:after="0" w:line="240" w:lineRule="auto"/>
-              <w:ind w:left="539" w:hanging="270"/>
-              <w:jc w:val="both"/>
-              <w:rPr>
-                <w:rFonts w:cs="Calibri"/>
-                <w:color w:val="000000"/>
-                <w:sz w:val="20"/>
-                <w:szCs w:val="20"/>
-              </w:rPr>
-            </w:pPr>
-            <w:proofErr w:type="spellStart"/>
-            <w:r>
-              <w:rPr>
-                <w:rFonts w:cs="Calibri"/>
-                <w:color w:val="000000"/>
-                <w:sz w:val="20"/>
-                <w:szCs w:val="20"/>
-              </w:rPr>
-              <w:t>Manfaat</w:t>
-            </w:r>
-            <w:proofErr w:type="spellEnd"/>
-            <w:r>
-              <w:rPr>
-                <w:rFonts w:cs="Calibri"/>
-                <w:color w:val="000000"/>
-                <w:sz w:val="20"/>
-                <w:szCs w:val="20"/>
-              </w:rPr>
-              <w:t xml:space="preserve"> </w:t>
-            </w:r>
-            <w:proofErr w:type="spellStart"/>
-            <w:r>
-              <w:rPr>
-                <w:rFonts w:cs="Calibri"/>
-                <w:color w:val="000000"/>
-                <w:sz w:val="20"/>
-                <w:szCs w:val="20"/>
-              </w:rPr>
-              <w:t>Penelitian</w:t>
-            </w:r>
-            <w:proofErr w:type="spellEnd"/>
-            <w:r>
-              <w:rPr>
-                <w:rFonts w:cs="Calibri"/>
-                <w:color w:val="000000"/>
-                <w:sz w:val="20"/>
-                <w:szCs w:val="20"/>
-              </w:rPr>
-              <w:t xml:space="preserve"> (</w:t>
-            </w:r>
-            <w:proofErr w:type="spellStart"/>
-            <w:r>
-              <w:rPr>
-                <w:rFonts w:cs="Calibri"/>
-                <w:color w:val="000000"/>
-                <w:sz w:val="20"/>
-                <w:szCs w:val="20"/>
-              </w:rPr>
-              <w:t>aspek</w:t>
-            </w:r>
-            <w:proofErr w:type="spellEnd"/>
-            <w:r>
-              <w:rPr>
-                <w:rFonts w:cs="Calibri"/>
-                <w:color w:val="000000"/>
-                <w:sz w:val="20"/>
-                <w:szCs w:val="20"/>
-              </w:rPr>
-              <w:t xml:space="preserve"> </w:t>
-            </w:r>
-            <w:proofErr w:type="spellStart"/>
-            <w:r>
-              <w:rPr>
-                <w:rFonts w:cs="Calibri"/>
-                <w:color w:val="000000"/>
-                <w:sz w:val="20"/>
-                <w:szCs w:val="20"/>
-              </w:rPr>
-              <w:t>pengembangan</w:t>
-            </w:r>
-            <w:proofErr w:type="spellEnd"/>
-            <w:r>
-              <w:rPr>
-                <w:rFonts w:cs="Calibri"/>
-                <w:color w:val="000000"/>
-                <w:sz w:val="20"/>
-                <w:szCs w:val="20"/>
-              </w:rPr>
-              <w:t xml:space="preserve"> </w:t>
-            </w:r>
-            <w:proofErr w:type="spellStart"/>
-            <w:r>
-              <w:rPr>
-                <w:rFonts w:cs="Calibri"/>
-                <w:color w:val="000000"/>
-                <w:sz w:val="20"/>
-                <w:szCs w:val="20"/>
-              </w:rPr>
-              <w:t>ilmu</w:t>
-            </w:r>
-            <w:proofErr w:type="spellEnd"/>
-            <w:r>
-              <w:rPr>
-                <w:rFonts w:cs="Calibri"/>
-                <w:color w:val="000000"/>
-                <w:sz w:val="20"/>
-                <w:szCs w:val="20"/>
-              </w:rPr>
-              <w:t xml:space="preserve"> </w:t>
-            </w:r>
-            <w:proofErr w:type="spellStart"/>
-            <w:r>
-              <w:rPr>
-                <w:rFonts w:cs="Calibri"/>
-                <w:color w:val="000000"/>
-                <w:sz w:val="20"/>
-                <w:szCs w:val="20"/>
-              </w:rPr>
-              <w:t>atau</w:t>
-            </w:r>
-            <w:proofErr w:type="spellEnd"/>
-            <w:r>
-              <w:rPr>
-                <w:rFonts w:cs="Calibri"/>
-                <w:color w:val="000000"/>
-                <w:sz w:val="20"/>
-                <w:szCs w:val="20"/>
-              </w:rPr>
-              <w:t xml:space="preserve"> </w:t>
-            </w:r>
-            <w:proofErr w:type="spellStart"/>
-            <w:r>
-              <w:rPr>
-                <w:rFonts w:cs="Calibri"/>
-                <w:color w:val="000000"/>
-                <w:sz w:val="20"/>
-                <w:szCs w:val="20"/>
-              </w:rPr>
-              <w:t>aspek</w:t>
-            </w:r>
-            <w:proofErr w:type="spellEnd"/>
-            <w:r>
-              <w:rPr>
-                <w:rFonts w:cs="Calibri"/>
-                <w:color w:val="000000"/>
-                <w:sz w:val="20"/>
-                <w:szCs w:val="20"/>
-              </w:rPr>
-              <w:t xml:space="preserve"> </w:t>
-            </w:r>
-            <w:proofErr w:type="spellStart"/>
-            <w:r>
-              <w:rPr>
-                <w:rFonts w:cs="Calibri"/>
-                <w:color w:val="000000"/>
-                <w:sz w:val="20"/>
-                <w:szCs w:val="20"/>
-              </w:rPr>
-              <w:t>utilitas</w:t>
-            </w:r>
-            <w:proofErr w:type="spellEnd"/>
-            <w:r>
-              <w:rPr>
-                <w:rFonts w:cs="Calibri"/>
-                <w:color w:val="000000"/>
-                <w:sz w:val="20"/>
-                <w:szCs w:val="20"/>
-              </w:rPr>
-              <w:t>).</w:t>
-            </w:r>
-          </w:p>
-        </w:tc>
-        <w:tc>
-          <w:tcPr>
-            <w:tcW w:w="825" w:type="dxa"/>
-            <w:tcBorders>
-              <w:top w:val="single" w:sz="4" w:space="0" w:color="auto"/>
-              <w:left w:val="single" w:sz="4" w:space="0" w:color="auto"/>
-              <w:bottom w:val="single" w:sz="4" w:space="0" w:color="auto"/>
-            </w:tcBorders>
-          </w:tcPr>
-          <w:p>
-            <w:pPr>
-              <w:spacing w:after="120" w:line="240" w:lineRule="auto"/>
-              <w:jc w:val="center"/>
-              <w:rPr>
-                <w:rFonts w:cs="Calibri"/>
-                <w:b/>
-                <w:sz w:val="16"/>
-                <w:szCs w:val="20"/>
-              </w:rPr>
-            </w:pPr>
-          </w:p>
-        </w:tc>
-        <w:tc>
-          <w:tcPr>
-            <w:tcW w:w="900" w:type="dxa"/>
-            <w:tcBorders>
-              <w:top w:val="single" w:sz="4" w:space="0" w:color="auto"/>
-              <w:bottom w:val="single" w:sz="4" w:space="0" w:color="auto"/>
-            </w:tcBorders>
-          </w:tcPr>
-          <w:p>
-            <w:pPr>
-              <w:spacing w:after="0" w:line="240" w:lineRule="auto"/>
-              <w:jc w:val="center"/>
-              <w:rPr>
-                <w:rFonts w:cs="Calibri"/>
-                <w:bCs/>
-                <w:color w:val="000000"/>
-                <w:sz w:val="20"/>
-                <w:szCs w:val="14"/>
-              </w:rPr>
-            </w:pPr>
-            <w:r>
-              <w:rPr>
-                <w:rFonts w:cs="Calibri"/>
-                <w:bCs/>
-                <w:color w:val="000000"/>
-                <w:sz w:val="20"/>
-                <w:szCs w:val="14"/>
-              </w:rPr>
-              <w:t>5%</w:t>
-            </w:r>
-          </w:p>
-        </w:tc>
-        <w:tc>
-          <w:tcPr>
-            <w:tcW w:w="1359" w:type="dxa"/>
-            <w:tcBorders>
-              <w:top w:val="single" w:sz="4" w:space="0" w:color="auto"/>
-              <w:bottom w:val="single" w:sz="4" w:space="0" w:color="auto"/>
-            </w:tcBorders>
-          </w:tcPr>
-          <w:p>
-            <w:pPr>
-              <w:spacing w:after="0" w:line="240" w:lineRule="auto"/>
-              <w:jc w:val="center"/>
-              <w:rPr>
-                <w:rFonts w:cs="Calibri"/>
-                <w:b/>
-                <w:sz w:val="16"/>
-                <w:szCs w:val="20"/>
-              </w:rPr>
-            </w:pPr>
-          </w:p>
-        </w:tc>
-      </w:tr>
-      <w:tr>
-        <w:trPr>
-          <w:trHeight w:val="233"/>
-        </w:trPr>
-        <w:tc>
-          <w:tcPr>
-            <w:tcW w:w="8280" w:type="dxa"/>
-            <w:gridSpan w:val="4"/>
-            <w:tcBorders>
-              <w:top w:val="single" w:sz="4" w:space="0" w:color="auto"/>
-              <w:bottom w:val="single" w:sz="4" w:space="0" w:color="auto"/>
-            </w:tcBorders>
-          </w:tcPr>
-          <w:p>
-            <w:pPr>
-              <w:spacing w:after="0" w:line="240" w:lineRule="auto"/>
-              <w:rPr>
-                <w:rFonts w:cs="Calibri"/>
-                <w:bCs/>
-                <w:color w:val="000000"/>
-                <w:sz w:val="20"/>
-                <w:szCs w:val="14"/>
-              </w:rPr>
-            </w:pPr>
-            <w:r>
-              <w:rPr>
-                <w:rFonts w:cs="Calibri"/>
-                <w:b/>
-                <w:color w:val="000000"/>
-                <w:sz w:val="20"/>
-                <w:szCs w:val="20"/>
-              </w:rPr>
-              <w:t>Total</w:t>
-            </w:r>
-          </w:p>
-        </w:tc>
-        <w:tc>
-          <w:tcPr>
-            <w:tcW w:w="1359" w:type="dxa"/>
-            <w:tcBorders>
-              <w:top w:val="single" w:sz="4" w:space="0" w:color="auto"/>
-              <w:bottom w:val="single" w:sz="4" w:space="0" w:color="auto"/>
-            </w:tcBorders>
-          </w:tcPr>
-          <w:p>
-            <w:pPr>
-              <w:spacing w:line="240" w:lineRule="auto"/>
-              <w:jc w:val="center"/>
-              <w:rPr>
-                <w:rFonts w:cs="Calibri"/>
-                <w:b/>
-                <w:sz w:val="16"/>
-                <w:szCs w:val="20"/>
-              </w:rPr>
-            </w:pPr>
-          </w:p>
-        </w:tc>
-      </w:tr>
-      <w:tr>
-        <w:trPr>
-          <w:trHeight w:val="233"/>
-        </w:trPr>
-        <w:tc>
-          <w:tcPr>
-            <w:tcW w:w="8280" w:type="dxa"/>
-            <w:gridSpan w:val="4"/>
-            <w:tcBorders>
-              <w:top w:val="single" w:sz="4" w:space="0" w:color="auto"/>
-            </w:tcBorders>
-          </w:tcPr>
-          <w:p>
-            <w:pPr>
-              <w:spacing w:after="0" w:line="240" w:lineRule="auto"/>
-              <w:rPr>
-                <w:rFonts w:cs="Calibri"/>
-                <w:b/>
-                <w:color w:val="000000"/>
-                <w:sz w:val="20"/>
-                <w:szCs w:val="20"/>
-              </w:rPr>
-            </w:pPr>
-            <w:r>
-              <w:rPr>
-                <w:rFonts w:cs="Calibri"/>
-                <w:b/>
-                <w:color w:val="000000"/>
-                <w:sz w:val="20"/>
-                <w:szCs w:val="20"/>
-              </w:rPr>
-              <w:t>Total Akhir</w:t>
-            </w:r>
-          </w:p>
-        </w:tc>
-        <w:tc>
-          <w:tcPr>
-            <w:tcW w:w="1359" w:type="dxa"/>
-            <w:tcBorders>
-              <w:top w:val="single" w:sz="4" w:space="0" w:color="auto"/>
-            </w:tcBorders>
-          </w:tcPr>
-          <w:p>
-            <w:pPr>
-              <w:spacing w:after="120" w:line="240" w:lineRule="auto"/>
-              <w:jc w:val="center"/>
-              <w:rPr>
-                <w:rFonts w:cs="Calibri"/>
-                <w:b/>
-                <w:sz w:val="16"/>
-                <w:szCs w:val="20"/>
-              </w:rPr>
-            </w:pPr>
-          </w:p>
-        </w:tc>
-      </w:tr>
-    </w:tbl>
-    <w:p>
-      <w:pPr>
-        <w:widowControl w:val="0"/>
-        <w:autoSpaceDE w:val="0"/>
-        <w:autoSpaceDN w:val="0"/>
-        <w:adjustRightInd w:val="0"/>
-        <w:spacing w:after="0" w:line="240" w:lineRule="auto"/>
-        <w:rPr>
-          <w:rFonts w:cs="Calibri"/>
-          <w:color w:val="000000"/>
-          <w:sz w:val="20"/>
-          <w:szCs w:val="20"/>
-          <w:lang w:val="en-US"/>
-        </w:rPr>
-      </w:pPr>
-      <w:r>
-        <w:rPr>
-          <w:rFonts w:cs="Calibri"/>
-          <w:color w:val="000000"/>
-          <w:sz w:val="20"/>
-          <w:szCs w:val="20"/>
-        </w:rPr>
-        <w:t xml:space="preserve">Nilai : _______ ( ___________________________________________________ ) </w:t>
-      </w:r>
-    </w:p>
-    <w:p>
-      <w:pPr>
-        <w:widowControl w:val="0"/>
-        <w:autoSpaceDE w:val="0"/>
-        <w:autoSpaceDN w:val="0"/>
-        <w:adjustRightInd w:val="0"/>
-        <w:spacing w:after="0" w:line="240" w:lineRule="auto"/>
-        <w:ind w:left="6096"/>
-        <w:rPr>
-          <w:rFonts w:cs="Calibri"/>
-          <w:color w:val="000000"/>
-          <w:sz w:val="20"/>
-          <w:szCs w:val="20"/>
-        </w:rPr>
-      </w:pPr>
-      <w:r>
-        <w:rPr>
-          <w:rFonts w:cs="Calibri"/>
-          <w:color w:val="000000"/>
-          <w:sz w:val="20"/>
-          <w:szCs w:val="20"/>
-        </w:rPr>
-        <w:t>Pekanbaru</w:t>
-      </w:r>
-      <w:r>
-        <w:rPr>
-          <w:rFonts w:cs="Calibri"/>
-          <w:color w:val="000000"/>
-          <w:sz w:val="20"/>
-          <w:szCs w:val="20"/>
-          <w:lang w:val="en-US"/>
-        </w:rPr>
-        <w:t xml:space="preserve">,     </w:t>
-      </w:r>
-      <w:proofErr w:type="spellStart"/>
-      <w:r>
-        <w:rPr>
-          <w:rFonts w:cs="Calibri"/>
-          <w:color w:val="000000"/>
-          <w:sz w:val="20"/>
-          <w:szCs w:val="20"/>
-          <w:lang w:val="en-US"/>
-        </w:rPr>
-        <w:t>Juni</w:t>
-      </w:r>
-      <w:proofErr w:type="spellEnd"/>
-      <w:r>
-        <w:rPr>
-          <w:rFonts w:cs="Calibri"/>
-          <w:color w:val="000000"/>
-          <w:sz w:val="20"/>
-          <w:szCs w:val="20"/>
-          <w:lang w:val="en-US"/>
-        </w:rPr>
-        <w:t xml:space="preserve"> 2020</w:t>
-      </w:r>
-    </w:p>
-    <w:p>
-      <w:pPr>
-        <w:widowControl w:val="0"/>
-        <w:autoSpaceDE w:val="0"/>
-        <w:autoSpaceDN w:val="0"/>
-        <w:adjustRightInd w:val="0"/>
-        <w:spacing w:after="0" w:line="240" w:lineRule="auto"/>
-        <w:ind w:left="6096"/>
-        <w:rPr>
-          <w:rFonts w:cs="Calibri"/>
-          <w:color w:val="000000"/>
-          <w:sz w:val="20"/>
-          <w:szCs w:val="20"/>
-        </w:rPr>
-      </w:pPr>
-      <w:r>
-        <w:rPr>
-          <w:rFonts w:cs="Calibri"/>
-          <w:color w:val="000000"/>
-          <w:sz w:val="20"/>
-          <w:szCs w:val="20"/>
-        </w:rPr>
-        <w:t xml:space="preserve">Penguji,  </w:t>
-      </w:r>
-    </w:p>
-    <w:p>
-      <w:pPr>
-        <w:widowControl w:val="0"/>
-        <w:autoSpaceDE w:val="0"/>
-        <w:autoSpaceDN w:val="0"/>
-        <w:adjustRightInd w:val="0"/>
-        <w:spacing w:after="0" w:line="240" w:lineRule="auto"/>
-        <w:ind w:left="6542"/>
-        <w:rPr>
-          <w:rFonts w:cs="Calibri"/>
-          <w:color w:val="000000"/>
-          <w:sz w:val="20"/>
-          <w:szCs w:val="20"/>
-        </w:rPr>
-      </w:pPr>
-    </w:p>
-    <w:p>
-      <w:pPr>
-        <w:widowControl w:val="0"/>
-        <w:autoSpaceDE w:val="0"/>
-        <w:autoSpaceDN w:val="0"/>
-        <w:adjustRightInd w:val="0"/>
-        <w:spacing w:after="0" w:line="240" w:lineRule="auto"/>
-        <w:ind w:left="6542"/>
-        <w:rPr>
-          <w:rFonts w:cs="Calibri"/>
-          <w:color w:val="000000"/>
-          <w:sz w:val="20"/>
-          <w:szCs w:val="20"/>
-          <w:lang w:val="en-US"/>
-        </w:rPr>
-      </w:pPr>
-    </w:p>
-    <w:p>
-      <w:pPr>
-        <w:widowControl w:val="0"/>
-        <w:autoSpaceDE w:val="0"/>
-        <w:autoSpaceDN w:val="0"/>
-        <w:adjustRightInd w:val="0"/>
-        <w:spacing w:after="0" w:line="240" w:lineRule="auto"/>
-        <w:rPr>
-          <w:rFonts w:cs="Calibri"/>
-          <w:color w:val="000000"/>
-          <w:sz w:val="20"/>
-          <w:szCs w:val="20"/>
-          <w:u w:val="single"/>
-          <w:lang w:val="en-US"/>
-        </w:rPr>
-      </w:pPr>
-      <w:r>
-        <w:rPr>
-          <w:rFonts w:cs="Calibri"/>
-          <w:b/>
-          <w:bCs/>
-          <w:i/>
-          <w:iCs/>
-          <w:color w:val="000000"/>
-          <w:sz w:val="18"/>
-          <w:szCs w:val="18"/>
-        </w:rPr>
-        <w:t>Keterangan</w:t>
-      </w:r>
-      <w:r>
-        <w:rPr>
-          <w:rFonts w:cs="Calibri"/>
-          <w:b/>
-          <w:bCs/>
-          <w:i/>
-          <w:iCs/>
-          <w:color w:val="000000"/>
-          <w:sz w:val="20"/>
-          <w:szCs w:val="20"/>
-        </w:rPr>
-        <w:t xml:space="preserve"> :  </w:t>
-      </w:r>
-      <w:r>
-        <w:rPr>
-          <w:rFonts w:cs="Calibri"/>
-          <w:b/>
-          <w:bCs/>
-          <w:i/>
-          <w:iCs/>
-          <w:color w:val="000000"/>
-          <w:sz w:val="20"/>
-          <w:szCs w:val="20"/>
-          <w:lang w:val="en-US"/>
-        </w:rPr>
-        <w:tab/>
-      </w:r>
-      <w:r>
-        <w:rPr>
-          <w:rFonts w:cs="Calibri"/>
-          <w:b/>
-          <w:bCs/>
-          <w:i/>
-          <w:iCs/>
-          <w:color w:val="000000"/>
-          <w:sz w:val="20"/>
-          <w:szCs w:val="20"/>
-          <w:lang w:val="en-US"/>
-        </w:rPr>
-        <w:tab/>
-      </w:r>
-      <w:r>
-        <w:rPr>
-          <w:rFonts w:cs="Calibri"/>
-          <w:b/>
-          <w:bCs/>
-          <w:i/>
-          <w:iCs/>
-          <w:color w:val="000000"/>
-          <w:sz w:val="20"/>
-          <w:szCs w:val="20"/>
-          <w:lang w:val="en-US"/>
-        </w:rPr>
-        <w:tab/>
-      </w:r>
-      <w:r>
-        <w:rPr>
-          <w:rFonts w:cs="Calibri"/>
-          <w:b/>
-          <w:bCs/>
-          <w:i/>
-          <w:iCs/>
-          <w:color w:val="000000"/>
-          <w:sz w:val="20"/>
-          <w:szCs w:val="20"/>
-          <w:lang w:val="en-US"/>
-        </w:rPr>
-        <w:tab/>
-      </w:r>
-      <w:r>
-        <w:rPr>
-          <w:rFonts w:cs="Calibri"/>
-          <w:b/>
-          <w:bCs/>
-          <w:i/>
-          <w:iCs/>
-          <w:color w:val="000000"/>
-          <w:sz w:val="20"/>
-          <w:szCs w:val="20"/>
-          <w:lang w:val="en-US"/>
-        </w:rPr>
-        <w:tab/>
-      </w:r>
-      <w:r>
-        <w:rPr>
-          <w:rFonts w:cs="Calibri"/>
-          <w:b/>
-          <w:bCs/>
-          <w:i/>
-          <w:iCs/>
-          <w:color w:val="000000"/>
-          <w:sz w:val="20"/>
-          <w:szCs w:val="20"/>
-          <w:lang w:val="en-US"/>
-        </w:rPr>
-        <w:tab/>
-      </w:r>
-      <w:r>
-        <w:rPr>
-          <w:rFonts w:cs="Calibri"/>
-          <w:b/>
-          <w:bCs/>
-          <w:i/>
-          <w:iCs/>
-          <w:color w:val="000000"/>
-          <w:sz w:val="20"/>
-          <w:szCs w:val="20"/>
-          <w:lang w:val="en-US"/>
-        </w:rPr>
-        <w:tab/>
-        <w:t xml:space="preserve">       </w:t>
-      </w:r>
-      <w:proofErr w:type="spellStart"/>
-      <w:r>
-        <w:rPr>
-          <w:rFonts w:cs="Calibri"/>
-          <w:b/>
-          <w:bCs/>
-          <w:color w:val="000000"/>
-          <w:sz w:val="20"/>
-          <w:szCs w:val="20"/>
-          <w:lang w:val="en-US"/>
-        </w:rPr>
-        <w:t>Penguji</w:t>
-      </w:r>
-      <w:proofErr w:type="spellEnd"/>
-    </w:p>
-    <w:p>
-      <w:pPr>
-        <w:widowControl w:val="0"/>
-        <w:autoSpaceDE w:val="0"/>
-        <w:autoSpaceDN w:val="0"/>
-        <w:adjustRightInd w:val="0"/>
-        <w:spacing w:after="0" w:line="240" w:lineRule="auto"/>
-        <w:rPr>
-          <w:rFonts w:cs="Calibri"/>
-          <w:color w:val="000000"/>
-          <w:sz w:val="20"/>
-          <w:szCs w:val="20"/>
-          <w:lang w:val="en-US"/>
-        </w:rPr>
-      </w:pPr>
-      <w:r>
-        <w:rPr>
-          <w:rFonts w:cs="Calibri"/>
-          <w:color w:val="000000"/>
-          <w:sz w:val="18"/>
-          <w:szCs w:val="18"/>
-        </w:rPr>
-        <w:t>*) Isi pada salah satu kolom.</w:t>
-      </w:r>
-      <w:r>
-        <w:rPr>
-          <w:rFonts w:cs="Calibri"/>
-          <w:color w:val="000000"/>
           <w:sz w:val="18"/>
           <w:szCs w:val="18"/>
           <w:lang w:val="en-US"/>
         </w:rPr>
-        <w:tab/>
-      </w:r>
-      <w:r>
-        <w:rPr>
-          <w:rFonts w:cs="Calibri"/>
-          <w:color w:val="000000"/>
-          <w:sz w:val="18"/>
-          <w:szCs w:val="18"/>
-          <w:lang w:val="en-US"/>
-        </w:rPr>
-        <w:tab/>
-      </w:r>
-      <w:r>
-        <w:rPr>
-          <w:rFonts w:cs="Calibri"/>
-          <w:color w:val="000000"/>
-          <w:sz w:val="18"/>
-          <w:szCs w:val="18"/>
-          <w:lang w:val="en-US"/>
-        </w:rPr>
-        <w:tab/>
-      </w:r>
-      <w:r>
-        <w:rPr>
-          <w:rFonts w:cs="Calibri"/>
-          <w:color w:val="000000"/>
-          <w:sz w:val="18"/>
-          <w:szCs w:val="18"/>
-          <w:lang w:val="en-US"/>
-        </w:rPr>
-        <w:tab/>
-      </w:r>
-      <w:r>
-        <w:rPr>
-          <w:rFonts w:cs="Calibri"/>
-          <w:color w:val="000000"/>
-          <w:sz w:val="18"/>
-          <w:szCs w:val="18"/>
-          <w:lang w:val="en-US"/>
-        </w:rPr>
-        <w:tab/>
-        <w:t xml:space="preserve">                          </w:t>
-      </w:r>
-      <w:r>
-        <w:rPr>
-          <w:rFonts w:cs="Calibri"/>
-          <w:color w:val="000000"/>
-          <w:sz w:val="20"/>
-          <w:szCs w:val="20"/>
-        </w:rPr>
-        <w:t>NI</w:t>
-      </w:r>
-      <w:r>
-        <w:rPr>
-          <w:rFonts w:cs="Calibri"/>
-          <w:color w:val="000000"/>
-          <w:sz w:val="20"/>
-          <w:szCs w:val="20"/>
-          <w:lang w:val="en-US"/>
-        </w:rPr>
-        <w:t xml:space="preserve">P. </w:t>
+        <w:t xml:space="preserve">NIP.197509222009122002 </w:t>
       </w:r>
     </w:p>
     <w:p>
@@ -9907,6 +5085,9 @@
       <w:pStyle w:val="Header"/>
     </w:pPr>
     <w:r>
+      <w:rPr>
+        <w:noProof/>
+      </w:rPr>
       <w:drawing>
         <wp:inline distT="0" distB="0" distL="0" distR="0" wp14:anchorId="2C157C82" wp14:editId="138A005D">
           <wp:extent cx="5722327" cy="1433146"/>
